--- a/pr-preview/pr-311/calculus-integration.docx
+++ b/pr-preview/pr-311/calculus-integration.docx
@@ -15,10 +15,10 @@
         <w:pStyle w:val="Date"/>
       </w:pPr>
       <w:r>
-        <w:t xml:space="preserve">Last modified: 2026-10-15 13:56:31 (PDT)</w:t>
+        <w:t xml:space="preserve">Last modified: 2026-10-15 15:23:10 (PDT)</w:t>
       </w:r>
     </w:p>
-    <w:bookmarkStart w:id="171" w:name="sec-integration"/>
+    <w:bookmarkStart w:id="175" w:name="sec-integration"/>
     <w:p>
       <w:pPr>
         <w:pStyle w:val="Heading2"/>
@@ -4499,7 +4499,7 @@
       </w:tr>
     </w:tbl>
     <w:bookmarkEnd w:id="32"/>
-    <w:bookmarkStart w:id="94" w:name="regularity-conditions"/>
+    <w:bookmarkStart w:id="96" w:name="regularity-conditions"/>
     <w:p>
       <w:pPr>
         <w:pStyle w:val="Heading3"/>
@@ -5397,7 +5397,44 @@
         <w:pStyle w:val="FirstParagraph"/>
       </w:pPr>
       <w:r>
-        <w:t xml:space="preserve">If any of the three conditions fails,</w:t>
+        <w:t xml:space="preserve">(Larson and Edwards 2018, sec. 1.4, p. 73)</w:t>
+      </w:r>
+    </w:p>
+    <w:bookmarkEnd w:id="39"/>
+    <w:bookmarkStart w:id="40" w:name="def-discontinuous"/>
+    <w:p>
+      <w:pPr>
+        <w:pStyle w:val="BodyText"/>
+      </w:pPr>
+      <w:r>
+        <w:rPr>
+          <w:b/>
+          <w:bCs/>
+        </w:rPr>
+        <w:t xml:space="preserve">Definition 5 (Discontinuous function)</w:t>
+      </w:r>
+      <w:r>
+        <w:t xml:space="preserve"> </w:t>
+      </w:r>
+      <w:r>
+        <w:t xml:space="preserve">If any of the three conditions of</w:t>
+      </w:r>
+      <w:r>
+        <w:t xml:space="preserve"> </w:t>
+      </w:r>
+      <w:hyperlink w:anchor="def-continuous">
+        <w:r>
+          <w:rPr>
+            <w:rStyle w:val="Hyperlink"/>
+          </w:rPr>
+          <w:t xml:space="preserve">Definition 4</w:t>
+        </w:r>
+      </w:hyperlink>
+      <w:r>
+        <w:t xml:space="preserve"> </w:t>
+      </w:r>
+      <w:r>
+        <w:t xml:space="preserve">fails,</w:t>
       </w:r>
       <w:r>
         <w:t xml:space="preserve"> </w:t>
@@ -5449,8 +5486,8 @@
         <w:t xml:space="preserve">(Larson and Edwards 2018, sec. 1.4, p. 73)</w:t>
       </w:r>
     </w:p>
-    <w:bookmarkEnd w:id="39"/>
-    <w:bookmarkStart w:id="40" w:name="exm-continuous"/>
+    <w:bookmarkEnd w:id="40"/>
+    <w:bookmarkStart w:id="41" w:name="exm-continuous"/>
     <w:p>
       <w:pPr>
         <w:pStyle w:val="BodyText"/>
@@ -6557,8 +6594,8 @@
         <w:t xml:space="preserve">.</w:t>
       </w:r>
     </w:p>
-    <w:bookmarkEnd w:id="40"/>
-    <w:bookmarkStart w:id="42" w:name="def-jump-discontinuity"/>
+    <w:bookmarkEnd w:id="41"/>
+    <w:bookmarkStart w:id="43" w:name="def-jump-discontinuity"/>
     <w:p>
       <w:pPr>
         <w:pStyle w:val="FirstParagraph"/>
@@ -6568,7 +6605,7 @@
           <w:b/>
           <w:bCs/>
         </w:rPr>
-        <w:t xml:space="preserve">Definition 5 (Jump discontinuity)</w:t>
+        <w:t xml:space="preserve">Definition 6 (Jump discontinuity)</w:t>
       </w:r>
       <w:r>
         <w:t xml:space="preserve"> </w:t>
@@ -6620,7 +6657,7 @@
       <w:r>
         <w:t xml:space="preserve">if both one-sided limits (</w:t>
       </w:r>
-      <w:hyperlink r:id="rId41">
+      <w:hyperlink r:id="rId42">
         <w:r>
           <w:rPr>
             <w:rStyle w:val="Hyperlink"/>
@@ -6860,20 +6897,20 @@
       <w:r>
         <w:t xml:space="preserve">(</w:t>
       </w:r>
-      <w:hyperlink w:anchor="def-continuous">
+      <w:hyperlink w:anchor="def-discontinuous">
         <w:r>
           <w:rPr>
             <w:rStyle w:val="Hyperlink"/>
           </w:rPr>
-          <w:t xml:space="preserve">Definition 4</w:t>
+          <w:t xml:space="preserve">Definition 5</w:t>
         </w:r>
       </w:hyperlink>
       <w:r>
         <w:t xml:space="preserve">).</w:t>
       </w:r>
     </w:p>
-    <w:bookmarkEnd w:id="42"/>
-    <w:bookmarkStart w:id="44" w:name="exm-jump-discontinuity"/>
+    <w:bookmarkEnd w:id="43"/>
+    <w:bookmarkStart w:id="45" w:name="exm-jump-discontinuity"/>
     <w:p>
       <w:pPr>
         <w:pStyle w:val="BodyText"/>
@@ -6920,7 +6957,7 @@
       <w:r>
         <w:t xml:space="preserve"> </w:t>
       </w:r>
-      <w:hyperlink r:id="rId43">
+      <w:hyperlink r:id="rId44">
         <w:r>
           <w:rPr>
             <w:rStyle w:val="Hyperlink"/>
@@ -7420,8 +7457,8 @@
         <w:t xml:space="preserve">.</w:t>
       </w:r>
     </w:p>
-    <w:bookmarkEnd w:id="44"/>
-    <w:bookmarkStart w:id="45" w:name="def-continuous-on"/>
+    <w:bookmarkEnd w:id="45"/>
+    <w:bookmarkStart w:id="46" w:name="def-continuous-on"/>
     <w:p>
       <w:pPr>
         <w:pStyle w:val="FirstParagraph"/>
@@ -7431,7 +7468,7 @@
           <w:b/>
           <w:bCs/>
         </w:rPr>
-        <w:t xml:space="preserve">Definition 6 (Continuous on a closed interval)</w:t>
+        <w:t xml:space="preserve">Definition 7 (Continuous on a closed interval)</w:t>
       </w:r>
       <w:r>
         <w:t xml:space="preserve"> </w:t>
@@ -7760,8 +7797,8 @@
         <w:t xml:space="preserve">(Larson and Edwards 2018, sec. 1.4, p. 73)</w:t>
       </w:r>
     </w:p>
-    <w:bookmarkEnd w:id="45"/>
-    <w:bookmarkStart w:id="47" w:name="exm-continuous-on-sqrt"/>
+    <w:bookmarkEnd w:id="46"/>
+    <w:bookmarkStart w:id="48" w:name="exm-continuous-on-sqrt"/>
     <w:p>
       <w:pPr>
         <w:pStyle w:val="BodyText"/>
@@ -7872,7 +7909,7 @@
       <w:r>
         <w:t xml:space="preserve"> </w:t>
       </w:r>
-      <w:hyperlink r:id="rId46">
+      <w:hyperlink r:id="rId47">
         <w:r>
           <w:rPr>
             <w:rStyle w:val="Hyperlink"/>
@@ -7991,7 +8028,7 @@
           <w:rPr>
             <w:rStyle w:val="Hyperlink"/>
           </w:rPr>
-          <w:t xml:space="preserve">Definition 6</w:t>
+          <w:t xml:space="preserve">Definition 7</w:t>
         </w:r>
       </w:hyperlink>
       <w:r>
@@ -8353,15 +8390,15 @@
           <w:rPr>
             <w:rStyle w:val="Hyperlink"/>
           </w:rPr>
-          <w:t xml:space="preserve">Definition 6</w:t>
+          <w:t xml:space="preserve">Definition 7</w:t>
         </w:r>
       </w:hyperlink>
       <w:r>
         <w:t xml:space="preserve">).</w:t>
       </w:r>
     </w:p>
-    <w:bookmarkEnd w:id="47"/>
-    <w:bookmarkStart w:id="48" w:name="exm-not-continuous-on"/>
+    <w:bookmarkEnd w:id="48"/>
+    <w:bookmarkStart w:id="49" w:name="exm-not-continuous-on"/>
     <w:p>
       <w:pPr>
         <w:pStyle w:val="BodyText"/>
@@ -8538,7 +8575,7 @@
           <w:rPr>
             <w:rStyle w:val="Hyperlink"/>
           </w:rPr>
-          <w:t xml:space="preserve">Definition 6</w:t>
+          <w:t xml:space="preserve">Definition 7</w:t>
         </w:r>
       </w:hyperlink>
       <w:r>
@@ -8739,8 +8776,8 @@
         <w:t xml:space="preserve">.</w:t>
       </w:r>
     </w:p>
-    <w:bookmarkEnd w:id="48"/>
-    <w:bookmarkStart w:id="49" w:name="def-partition"/>
+    <w:bookmarkEnd w:id="49"/>
+    <w:bookmarkStart w:id="50" w:name="def-partition"/>
     <w:p>
       <w:pPr>
         <w:pStyle w:val="BodyText"/>
@@ -8750,7 +8787,7 @@
           <w:b/>
           <w:bCs/>
         </w:rPr>
-        <w:t xml:space="preserve">Definition 7 (Partition of an interval)</w:t>
+        <w:t xml:space="preserve">Definition 8 (Partition of an interval)</w:t>
       </w:r>
       <w:r>
         <w:t xml:space="preserve"> </w:t>
@@ -9159,8 +9196,8 @@
         <w:t xml:space="preserve">(Larson and Edwards 2018, sec. 4.3)</w:t>
       </w:r>
     </w:p>
-    <w:bookmarkEnd w:id="49"/>
-    <w:bookmarkStart w:id="50" w:name="exm-partition"/>
+    <w:bookmarkEnd w:id="50"/>
+    <w:bookmarkStart w:id="51" w:name="exm-partition"/>
     <w:p>
       <w:pPr>
         <w:pStyle w:val="BodyText"/>
@@ -9429,8 +9466,8 @@
         <w:t xml:space="preserve">.</w:t>
       </w:r>
     </w:p>
-    <w:bookmarkEnd w:id="50"/>
-    <w:bookmarkStart w:id="51" w:name="exm-not-partition"/>
+    <w:bookmarkEnd w:id="51"/>
+    <w:bookmarkStart w:id="52" w:name="exm-not-partition"/>
     <w:p>
       <w:pPr>
         <w:pStyle w:val="BodyText"/>
@@ -9648,8 +9685,8 @@
         <w:t xml:space="preserve">.</w:t>
       </w:r>
     </w:p>
-    <w:bookmarkEnd w:id="51"/>
-    <w:bookmarkStart w:id="52" w:name="def-mesh"/>
+    <w:bookmarkEnd w:id="52"/>
+    <w:bookmarkStart w:id="53" w:name="def-mesh"/>
     <w:p>
       <w:pPr>
         <w:pStyle w:val="FirstParagraph"/>
@@ -9659,7 +9696,7 @@
           <w:b/>
           <w:bCs/>
         </w:rPr>
-        <w:t xml:space="preserve">Definition 8 (Mesh of a partition)</w:t>
+        <w:t xml:space="preserve">Definition 9 (Mesh of a partition)</w:t>
       </w:r>
       <w:r>
         <w:t xml:space="preserve"> </w:t>
@@ -9706,7 +9743,7 @@
           <w:rPr>
             <w:rStyle w:val="Hyperlink"/>
           </w:rPr>
-          <w:t xml:space="preserve">Definition 7</w:t>
+          <w:t xml:space="preserve">Definition 8</w:t>
         </w:r>
       </w:hyperlink>
       <w:r>
@@ -9897,8 +9934,8 @@
         <w:t xml:space="preserve">(Larson and Edwards 2018, sec. 4.3)</w:t>
       </w:r>
     </w:p>
-    <w:bookmarkEnd w:id="52"/>
-    <w:bookmarkStart w:id="53" w:name="exm-mesh"/>
+    <w:bookmarkEnd w:id="53"/>
+    <w:bookmarkStart w:id="54" w:name="exm-mesh"/>
     <w:p>
       <w:pPr>
         <w:pStyle w:val="BodyText"/>
@@ -10163,8 +10200,8 @@
         <w:t xml:space="preserve">.</w:t>
       </w:r>
     </w:p>
-    <w:bookmarkEnd w:id="53"/>
-    <w:bookmarkStart w:id="54" w:name="def-riemann-sum"/>
+    <w:bookmarkEnd w:id="54"/>
+    <w:bookmarkStart w:id="55" w:name="def-sample-point"/>
     <w:p>
       <w:pPr>
         <w:pStyle w:val="BodyText"/>
@@ -10174,65 +10211,13 @@
           <w:b/>
           <w:bCs/>
         </w:rPr>
-        <w:t xml:space="preserve">Definition 9 (Riemann sum)</w:t>
-      </w:r>
-      <w:r>
-        <w:t xml:space="preserve"> </w:t>
-      </w:r>
-      <w:r>
-        <w:t xml:space="preserve">Let</w:t>
-      </w:r>
-      <w:r>
-        <w:t xml:space="preserve"> </w:t>
-      </w:r>
-      <m:oMath>
-        <m:r>
-          <m:t>f</m:t>
-        </m:r>
-      </m:oMath>
-      <w:r>
-        <w:t xml:space="preserve"> </w:t>
-      </w:r>
-      <w:r>
-        <w:t xml:space="preserve">be a function on</w:t>
-      </w:r>
-      <w:r>
-        <w:t xml:space="preserve"> </w:t>
-      </w:r>
-      <m:oMath>
-        <m:r>
-          <m:rPr>
-            <m:sty m:val="p"/>
-          </m:rPr>
-          <m:t>[</m:t>
-        </m:r>
-        <m:r>
-          <m:t>a</m:t>
-        </m:r>
-        <m:r>
-          <m:rPr>
-            <m:sty m:val="p"/>
-          </m:rPr>
-          <m:t>,</m:t>
-        </m:r>
-        <m:r>
-          <m:t>b</m:t>
-        </m:r>
-        <m:r>
-          <m:rPr>
-            <m:sty m:val="p"/>
-          </m:rPr>
-          <m:t>]</m:t>
-        </m:r>
-      </m:oMath>
-      <w:r>
-        <w:t xml:space="preserve">,</w:t>
-      </w:r>
-      <w:r>
-        <w:t xml:space="preserve"> </w:t>
-      </w:r>
-      <w:r>
-        <w:t xml:space="preserve">let</w:t>
+        <w:t xml:space="preserve">Definition 10 (Sample point)</w:t>
+      </w:r>
+      <w:r>
+        <w:t xml:space="preserve"> </w:t>
+      </w:r>
+      <w:r>
+        <w:t xml:space="preserve">For a partition</w:t>
       </w:r>
       <w:r>
         <w:t xml:space="preserve"> </w:t>
@@ -10249,131 +10234,6 @@
       <w:r>
         <w:t xml:space="preserve"> </w:t>
       </w:r>
-      <w:r>
-        <w:t xml:space="preserve">be a partition</w:t>
-      </w:r>
-    </w:p>
-    <w:p>
-      <w:pPr>
-        <w:pStyle w:val="BodyText"/>
-      </w:pPr>
-      <m:oMathPara>
-        <m:oMathParaPr>
-          <m:jc m:val="center"/>
-        </m:oMathParaPr>
-        <m:oMath>
-          <m:eqArr>
-            <m:e>
-              <m:r>
-                <m:t>a</m:t>
-              </m:r>
-              <m:r>
-                <m:t>&amp;</m:t>
-              </m:r>
-              <m:r>
-                <m:rPr>
-                  <m:sty m:val="p"/>
-                </m:rPr>
-                <m:t>=</m:t>
-              </m:r>
-              <m:sSub>
-                <m:e>
-                  <m:r>
-                    <m:t>x</m:t>
-                  </m:r>
-                </m:e>
-                <m:sub>
-                  <m:r>
-                    <m:t>0</m:t>
-                  </m:r>
-                </m:sub>
-              </m:sSub>
-            </m:e>
-            <m:e>
-              <m:r>
-                <m:t>&amp;</m:t>
-              </m:r>
-              <m:r>
-                <m:rPr>
-                  <m:sty m:val="p"/>
-                </m:rPr>
-                <m:t>&lt;</m:t>
-              </m:r>
-              <m:sSub>
-                <m:e>
-                  <m:r>
-                    <m:t>x</m:t>
-                  </m:r>
-                </m:e>
-                <m:sub>
-                  <m:r>
-                    <m:t>1</m:t>
-                  </m:r>
-                </m:sub>
-              </m:sSub>
-            </m:e>
-            <m:e>
-              <m:r>
-                <m:t>&amp;</m:t>
-              </m:r>
-              <m:r>
-                <m:rPr>
-                  <m:sty m:val="p"/>
-                </m:rPr>
-                <m:t>&lt;</m:t>
-              </m:r>
-              <m:r>
-                <m:rPr>
-                  <m:sty m:val="p"/>
-                </m:rPr>
-                <m:t>⋯</m:t>
-              </m:r>
-            </m:e>
-            <m:e>
-              <m:r>
-                <m:t>&amp;</m:t>
-              </m:r>
-              <m:r>
-                <m:rPr>
-                  <m:sty m:val="p"/>
-                </m:rPr>
-                <m:t>&lt;</m:t>
-              </m:r>
-              <m:sSub>
-                <m:e>
-                  <m:r>
-                    <m:t>x</m:t>
-                  </m:r>
-                </m:e>
-                <m:sub>
-                  <m:r>
-                    <m:t>n</m:t>
-                  </m:r>
-                </m:sub>
-              </m:sSub>
-            </m:e>
-            <m:e>
-              <m:r>
-                <m:t>&amp;</m:t>
-              </m:r>
-              <m:r>
-                <m:rPr>
-                  <m:sty m:val="p"/>
-                </m:rPr>
-                <m:t>=</m:t>
-              </m:r>
-              <m:r>
-                <m:t>b</m:t>
-              </m:r>
-            </m:e>
-          </m:eqArr>
-        </m:oMath>
-      </m:oMathPara>
-    </w:p>
-    <w:p>
-      <w:pPr>
-        <w:pStyle w:val="FirstParagraph"/>
-      </w:pPr>
       <w:r>
         <w:t xml:space="preserve">of</w:t>
       </w:r>
@@ -10417,7 +10277,7 @@
           <w:rPr>
             <w:rStyle w:val="Hyperlink"/>
           </w:rPr>
-          <w:t xml:space="preserve">Definition 7</w:t>
+          <w:t xml:space="preserve">Definition 8</w:t>
         </w:r>
       </w:hyperlink>
       <w:r>
@@ -10427,7 +10287,7 @@
         <w:t xml:space="preserve"> </w:t>
       </w:r>
       <w:r>
-        <w:t xml:space="preserve">and choose a</w:t>
+        <w:t xml:space="preserve">choose a</w:t>
       </w:r>
       <w:r>
         <w:t xml:space="preserve"> </w:t>
@@ -10529,27 +10389,33 @@
       <w:r>
         <w:t xml:space="preserve">.</w:t>
       </w:r>
-      <w:r>
-        <w:t xml:space="preserve"> </w:t>
-      </w:r>
-      <w:r>
-        <w:t xml:space="preserve">The</w:t>
-      </w:r>
-      <w:r>
-        <w:t xml:space="preserve"> </w:t>
-      </w:r>
+    </w:p>
+    <w:p>
+      <w:pPr>
+        <w:pStyle w:val="BodyText"/>
+      </w:pPr>
+      <w:r>
+        <w:t xml:space="preserve">(Larson and Edwards 2018, sec. 4.3)</w:t>
+      </w:r>
+    </w:p>
+    <w:bookmarkEnd w:id="55"/>
+    <w:bookmarkStart w:id="56" w:name="def-riemann-sum"/>
+    <w:p>
+      <w:pPr>
+        <w:pStyle w:val="BodyText"/>
+      </w:pPr>
       <w:r>
         <w:rPr>
           <w:b/>
           <w:bCs/>
         </w:rPr>
-        <w:t xml:space="preserve">Riemann sum</w:t>
-      </w:r>
-      <w:r>
-        <w:t xml:space="preserve"> </w:t>
-      </w:r>
-      <w:r>
-        <w:t xml:space="preserve">of</w:t>
+        <w:t xml:space="preserve">Definition 11 (Riemann sum)</w:t>
+      </w:r>
+      <w:r>
+        <w:t xml:space="preserve"> </w:t>
+      </w:r>
+      <w:r>
+        <w:t xml:space="preserve">Let</w:t>
       </w:r>
       <w:r>
         <w:t xml:space="preserve"> </w:t>
@@ -10563,7 +10429,45 @@
         <w:t xml:space="preserve"> </w:t>
       </w:r>
       <w:r>
-        <w:t xml:space="preserve">for</w:t>
+        <w:t xml:space="preserve">be a function on</w:t>
+      </w:r>
+      <w:r>
+        <w:t xml:space="preserve"> </w:t>
+      </w:r>
+      <m:oMath>
+        <m:r>
+          <m:rPr>
+            <m:sty m:val="p"/>
+          </m:rPr>
+          <m:t>[</m:t>
+        </m:r>
+        <m:r>
+          <m:t>a</m:t>
+        </m:r>
+        <m:r>
+          <m:rPr>
+            <m:sty m:val="p"/>
+          </m:rPr>
+          <m:t>,</m:t>
+        </m:r>
+        <m:r>
+          <m:t>b</m:t>
+        </m:r>
+        <m:r>
+          <m:rPr>
+            <m:sty m:val="p"/>
+          </m:rPr>
+          <m:t>]</m:t>
+        </m:r>
+      </m:oMath>
+      <w:r>
+        <w:t xml:space="preserve">,</w:t>
+      </w:r>
+      <w:r>
+        <w:t xml:space="preserve"> </w:t>
+      </w:r>
+      <w:r>
+        <w:t xml:space="preserve">let</w:t>
       </w:r>
       <w:r>
         <w:t xml:space="preserve"> </w:t>
@@ -10581,7 +10485,7 @@
         <w:t xml:space="preserve"> </w:t>
       </w:r>
       <w:r>
-        <w:t xml:space="preserve">and these sample points is</w:t>
+        <w:t xml:space="preserve">be a partition</w:t>
       </w:r>
     </w:p>
     <w:p>
@@ -10593,16 +10497,13 @@
           <m:jc m:val="center"/>
         </m:oMathParaPr>
         <m:oMath>
-          <m:nary>
-            <m:naryPr>
-              <m:chr m:val="∑"/>
-              <m:limLoc m:val="undOvr"/>
-              <m:subHide m:val="off"/>
-              <m:supHide m:val="off"/>
-            </m:naryPr>
-            <m:sub>
-              <m:r>
-                <m:t>i</m:t>
+          <m:eqArr>
+            <m:e>
+              <m:r>
+                <m:t>a</m:t>
+              </m:r>
+              <m:r>
+                <m:t>&amp;</m:t>
               </m:r>
               <m:r>
                 <m:rPr>
@@ -10610,80 +10511,97 @@
                 </m:rPr>
                 <m:t>=</m:t>
               </m:r>
-              <m:r>
-                <m:t>1</m:t>
-              </m:r>
-            </m:sub>
-            <m:sup>
-              <m:r>
-                <m:t>n</m:t>
-              </m:r>
-            </m:sup>
+              <m:sSub>
+                <m:e>
+                  <m:r>
+                    <m:t>x</m:t>
+                  </m:r>
+                </m:e>
+                <m:sub>
+                  <m:r>
+                    <m:t>0</m:t>
+                  </m:r>
+                </m:sub>
+              </m:sSub>
+            </m:e>
             <m:e>
               <m:r>
-                <m:t>f</m:t>
-              </m:r>
+                <m:t>&amp;</m:t>
+              </m:r>
+              <m:r>
+                <m:rPr>
+                  <m:sty m:val="p"/>
+                </m:rPr>
+                <m:t>&lt;</m:t>
+              </m:r>
+              <m:sSub>
+                <m:e>
+                  <m:r>
+                    <m:t>x</m:t>
+                  </m:r>
+                </m:e>
+                <m:sub>
+                  <m:r>
+                    <m:t>1</m:t>
+                  </m:r>
+                </m:sub>
+              </m:sSub>
             </m:e>
-          </m:nary>
-          <m:r>
-            <m:rPr>
-              <m:sty m:val="p"/>
-            </m:rPr>
-            <m:t>(</m:t>
-          </m:r>
-          <m:sSubSup>
             <m:e>
               <m:r>
-                <m:t>x</m:t>
+                <m:t>&amp;</m:t>
+              </m:r>
+              <m:r>
+                <m:rPr>
+                  <m:sty m:val="p"/>
+                </m:rPr>
+                <m:t>&lt;</m:t>
+              </m:r>
+              <m:r>
+                <m:rPr>
+                  <m:sty m:val="p"/>
+                </m:rPr>
+                <m:t>⋯</m:t>
               </m:r>
             </m:e>
-            <m:sub>
-              <m:r>
-                <m:t>i</m:t>
-              </m:r>
-            </m:sub>
-            <m:sup>
-              <m:r>
-                <m:rPr>
-                  <m:sty m:val="p"/>
-                </m:rPr>
-                <m:t>*</m:t>
-              </m:r>
-            </m:sup>
-          </m:sSubSup>
-          <m:r>
-            <m:rPr>
-              <m:sty m:val="p"/>
-            </m:rPr>
-            <m:t>)</m:t>
-          </m:r>
-          <m:r>
-            <m:t> </m:t>
-          </m:r>
-          <m:r>
-            <m:rPr>
-              <m:sty m:val="p"/>
-            </m:rPr>
-            <m:t>Δ</m:t>
-          </m:r>
-          <m:sSub>
             <m:e>
               <m:r>
-                <m:t>x</m:t>
-              </m:r>
+                <m:t>&amp;</m:t>
+              </m:r>
+              <m:r>
+                <m:rPr>
+                  <m:sty m:val="p"/>
+                </m:rPr>
+                <m:t>&lt;</m:t>
+              </m:r>
+              <m:sSub>
+                <m:e>
+                  <m:r>
+                    <m:t>x</m:t>
+                  </m:r>
+                </m:e>
+                <m:sub>
+                  <m:r>
+                    <m:t>n</m:t>
+                  </m:r>
+                </m:sub>
+              </m:sSub>
             </m:e>
-            <m:sub>
-              <m:r>
-                <m:t>i</m:t>
-              </m:r>
-            </m:sub>
-          </m:sSub>
-          <m:r>
-            <m:rPr>
-              <m:sty m:val="p"/>
-            </m:rPr>
-            <m:t>,</m:t>
-          </m:r>
+            <m:e>
+              <m:r>
+                <m:t>&amp;</m:t>
+              </m:r>
+              <m:r>
+                <m:rPr>
+                  <m:sty m:val="p"/>
+                </m:rPr>
+                <m:t>=</m:t>
+              </m:r>
+              <m:r>
+                <m:t>b</m:t>
+              </m:r>
+            </m:e>
+          </m:eqArr>
         </m:oMath>
       </m:oMathPara>
     </w:p>
@@ -10692,19 +10610,65 @@
         <w:pStyle w:val="FirstParagraph"/>
       </w:pPr>
       <w:r>
-        <w:t xml:space="preserve">where</w:t>
-      </w:r>
-      <w:r>
-        <w:t xml:space="preserve"> </w:t>
-      </w:r>
-      <m:oMath>
-        <m:r>
-          <m:rPr>
-            <m:sty m:val="p"/>
-          </m:rPr>
-          <m:t>Δ</m:t>
-        </m:r>
-        <m:sSub>
+        <w:t xml:space="preserve">of</w:t>
+      </w:r>
+      <w:r>
+        <w:t xml:space="preserve"> </w:t>
+      </w:r>
+      <m:oMath>
+        <m:r>
+          <m:rPr>
+            <m:sty m:val="p"/>
+          </m:rPr>
+          <m:t>[</m:t>
+        </m:r>
+        <m:r>
+          <m:t>a</m:t>
+        </m:r>
+        <m:r>
+          <m:rPr>
+            <m:sty m:val="p"/>
+          </m:rPr>
+          <m:t>,</m:t>
+        </m:r>
+        <m:r>
+          <m:t>b</m:t>
+        </m:r>
+        <m:r>
+          <m:rPr>
+            <m:sty m:val="p"/>
+          </m:rPr>
+          <m:t>]</m:t>
+        </m:r>
+      </m:oMath>
+      <w:r>
+        <w:t xml:space="preserve"> </w:t>
+      </w:r>
+      <w:r>
+        <w:t xml:space="preserve">(</w:t>
+      </w:r>
+      <w:hyperlink w:anchor="def-partition">
+        <w:r>
+          <w:rPr>
+            <w:rStyle w:val="Hyperlink"/>
+          </w:rPr>
+          <w:t xml:space="preserve">Definition 8</w:t>
+        </w:r>
+      </w:hyperlink>
+      <w:r>
+        <w:t xml:space="preserve">),</w:t>
+      </w:r>
+      <w:r>
+        <w:t xml:space="preserve"> </w:t>
+      </w:r>
+      <w:r>
+        <w:t xml:space="preserve">and choose a sample point</w:t>
+      </w:r>
+      <w:r>
+        <w:t xml:space="preserve"> </w:t>
+      </w:r>
+      <m:oMath>
+        <m:sSubSup>
           <m:e>
             <m:r>
               <m:t>x</m:t>
@@ -10715,30 +10679,42 @@
               <m:t>i</m:t>
             </m:r>
           </m:sub>
-        </m:sSub>
-        <m:r>
-          <m:rPr>
-            <m:sty m:val="p"/>
-          </m:rPr>
-          <m:t>=</m:t>
-        </m:r>
-        <m:sSub>
-          <m:e>
+          <m:sup>
             <m:r>
-              <m:t>x</m:t>
+              <m:rPr>
+                <m:sty m:val="p"/>
+              </m:rPr>
+              <m:t>*</m:t>
             </m:r>
-          </m:e>
-          <m:sub>
-            <m:r>
-              <m:t>i</m:t>
-            </m:r>
-          </m:sub>
-        </m:sSub>
-        <m:r>
-          <m:rPr>
-            <m:sty m:val="p"/>
-          </m:rPr>
-          <m:t>−</m:t>
+          </m:sup>
+        </m:sSubSup>
+      </m:oMath>
+      <w:r>
+        <w:t xml:space="preserve"> </w:t>
+      </w:r>
+      <w:r>
+        <w:t xml:space="preserve">(</w:t>
+      </w:r>
+      <w:hyperlink w:anchor="def-sample-point">
+        <w:r>
+          <w:rPr>
+            <w:rStyle w:val="Hyperlink"/>
+          </w:rPr>
+          <w:t xml:space="preserve">Definition 10</w:t>
+        </w:r>
+      </w:hyperlink>
+      <w:r>
+        <w:t xml:space="preserve">) in each subinterval</w:t>
+      </w:r>
+      <w:r>
+        <w:t xml:space="preserve"> </w:t>
+      </w:r>
+      <m:oMath>
+        <m:r>
+          <m:rPr>
+            <m:sty m:val="p"/>
+          </m:rPr>
+          <m:t>[</m:t>
         </m:r>
         <m:sSub>
           <m:e>
@@ -10761,227 +10737,11 @@
             </m:r>
           </m:sub>
         </m:sSub>
-      </m:oMath>
-      <w:r>
-        <w:t xml:space="preserve">.</w:t>
-      </w:r>
-    </w:p>
-    <w:p>
-      <w:pPr>
-        <w:pStyle w:val="BodyText"/>
-      </w:pPr>
-      <w:r>
-        <w:t xml:space="preserve">(Larson and Edwards 2018, sec. 4.3)</w:t>
-      </w:r>
-    </w:p>
-    <w:bookmarkEnd w:id="54"/>
-    <w:bookmarkStart w:id="55" w:name="exm-riemann-sum"/>
-    <w:p>
-      <w:pPr>
-        <w:pStyle w:val="BodyText"/>
-      </w:pPr>
-      <w:r>
-        <w:rPr>
-          <w:b/>
-          <w:bCs/>
-        </w:rPr>
-        <w:t xml:space="preserve">Example 11 (A Riemann sum for</w:t>
-      </w:r>
-      <w:r>
-        <w:rPr>
-          <w:b/>
-          <w:bCs/>
-        </w:rPr>
-        <w:t xml:space="preserve"> </w:t>
-      </w:r>
-      <m:oMath>
-        <m:sSup>
-          <m:e>
-            <m:r>
-              <m:t>x</m:t>
-            </m:r>
-          </m:e>
-          <m:sup>
-            <m:r>
-              <m:t>2</m:t>
-            </m:r>
-          </m:sup>
-        </m:sSup>
-      </m:oMath>
-      <w:r>
-        <w:rPr>
-          <w:b/>
-          <w:bCs/>
-        </w:rPr>
-        <w:t xml:space="preserve"> </w:t>
-      </w:r>
-      <w:r>
-        <w:rPr>
-          <w:b/>
-          <w:bCs/>
-        </w:rPr>
-        <w:t xml:space="preserve">on</w:t>
-      </w:r>
-      <w:r>
-        <w:rPr>
-          <w:b/>
-          <w:bCs/>
-        </w:rPr>
-        <w:t xml:space="preserve"> </w:t>
-      </w:r>
-      <m:oMath>
-        <m:r>
-          <m:rPr>
-            <m:sty m:val="p"/>
-          </m:rPr>
-          <m:t>[</m:t>
-        </m:r>
-        <m:r>
-          <m:t>0</m:t>
-        </m:r>
         <m:r>
           <m:rPr>
             <m:sty m:val="p"/>
           </m:rPr>
           <m:t>,</m:t>
-        </m:r>
-        <m:r>
-          <m:t>1</m:t>
-        </m:r>
-        <m:r>
-          <m:rPr>
-            <m:sty m:val="p"/>
-          </m:rPr>
-          <m:t>]</m:t>
-        </m:r>
-      </m:oMath>
-      <w:r>
-        <w:rPr>
-          <w:b/>
-          <w:bCs/>
-        </w:rPr>
-        <w:t xml:space="preserve">)</w:t>
-      </w:r>
-      <w:r>
-        <w:t xml:space="preserve"> </w:t>
-      </w:r>
-      <w:r>
-        <w:t xml:space="preserve">Let</w:t>
-      </w:r>
-      <w:r>
-        <w:t xml:space="preserve"> </w:t>
-      </w:r>
-      <m:oMath>
-        <m:r>
-          <m:t>f</m:t>
-        </m:r>
-        <m:r>
-          <m:rPr>
-            <m:sty m:val="p"/>
-          </m:rPr>
-          <m:t>(</m:t>
-        </m:r>
-        <m:r>
-          <m:t>x</m:t>
-        </m:r>
-        <m:r>
-          <m:rPr>
-            <m:sty m:val="p"/>
-          </m:rPr>
-          <m:t>)</m:t>
-        </m:r>
-        <m:r>
-          <m:rPr>
-            <m:sty m:val="p"/>
-          </m:rPr>
-          <m:t>=</m:t>
-        </m:r>
-        <m:sSup>
-          <m:e>
-            <m:r>
-              <m:t>x</m:t>
-            </m:r>
-          </m:e>
-          <m:sup>
-            <m:r>
-              <m:t>2</m:t>
-            </m:r>
-          </m:sup>
-        </m:sSup>
-      </m:oMath>
-      <w:r>
-        <w:t xml:space="preserve">, take the partition</w:t>
-      </w:r>
-      <w:r>
-        <w:t xml:space="preserve"> </w:t>
-      </w:r>
-      <m:oMath>
-        <m:r>
-          <m:t>0</m:t>
-        </m:r>
-        <m:r>
-          <m:rPr>
-            <m:sty m:val="p"/>
-          </m:rPr>
-          <m:t>&lt;</m:t>
-        </m:r>
-        <m:r>
-          <m:t>0.25</m:t>
-        </m:r>
-        <m:r>
-          <m:rPr>
-            <m:sty m:val="p"/>
-          </m:rPr>
-          <m:t>&lt;</m:t>
-        </m:r>
-        <m:r>
-          <m:t>0.5</m:t>
-        </m:r>
-        <m:r>
-          <m:rPr>
-            <m:sty m:val="p"/>
-          </m:rPr>
-          <m:t>&lt;</m:t>
-        </m:r>
-        <m:r>
-          <m:t>1</m:t>
-        </m:r>
-      </m:oMath>
-      <w:r>
-        <w:t xml:space="preserve"> </w:t>
-      </w:r>
-      <w:r>
-        <w:t xml:space="preserve">of</w:t>
-      </w:r>
-      <w:r>
-        <w:t xml:space="preserve"> </w:t>
-      </w:r>
-      <w:hyperlink w:anchor="exm-partition">
-        <w:r>
-          <w:rPr>
-            <w:rStyle w:val="Hyperlink"/>
-          </w:rPr>
-          <w:t xml:space="preserve">Example 8</w:t>
-        </w:r>
-      </w:hyperlink>
-      <w:r>
-        <w:t xml:space="preserve">,</w:t>
-      </w:r>
-      <w:r>
-        <w:t xml:space="preserve"> </w:t>
-      </w:r>
-      <w:r>
-        <w:t xml:space="preserve">with widths</w:t>
-      </w:r>
-      <w:r>
-        <w:t xml:space="preserve"> </w:t>
-      </w:r>
-      <m:oMath>
-        <m:r>
-          <m:rPr>
-            <m:sty m:val="p"/>
-          </m:rPr>
-          <m:t>Δ</m:t>
         </m:r>
         <m:sSub>
           <m:e>
@@ -10991,7 +10751,7 @@
           </m:e>
           <m:sub>
             <m:r>
-              <m:t>1</m:t>
+              <m:t>i</m:t>
             </m:r>
           </m:sub>
         </m:sSub>
@@ -10999,197 +10759,7 @@
           <m:rPr>
             <m:sty m:val="p"/>
           </m:rPr>
-          <m:t>=</m:t>
-        </m:r>
-        <m:r>
-          <m:t>0.25</m:t>
-        </m:r>
-      </m:oMath>
-      <w:r>
-        <w:t xml:space="preserve">,</w:t>
-      </w:r>
-      <w:r>
-        <w:t xml:space="preserve"> </w:t>
-      </w:r>
-      <m:oMath>
-        <m:r>
-          <m:rPr>
-            <m:sty m:val="p"/>
-          </m:rPr>
-          <m:t>Δ</m:t>
-        </m:r>
-        <m:sSub>
-          <m:e>
-            <m:r>
-              <m:t>x</m:t>
-            </m:r>
-          </m:e>
-          <m:sub>
-            <m:r>
-              <m:t>2</m:t>
-            </m:r>
-          </m:sub>
-        </m:sSub>
-        <m:r>
-          <m:rPr>
-            <m:sty m:val="p"/>
-          </m:rPr>
-          <m:t>=</m:t>
-        </m:r>
-        <m:r>
-          <m:t>0.25</m:t>
-        </m:r>
-      </m:oMath>
-      <w:r>
-        <w:t xml:space="preserve">, and</w:t>
-      </w:r>
-      <w:r>
-        <w:t xml:space="preserve"> </w:t>
-      </w:r>
-      <m:oMath>
-        <m:r>
-          <m:rPr>
-            <m:sty m:val="p"/>
-          </m:rPr>
-          <m:t>Δ</m:t>
-        </m:r>
-        <m:sSub>
-          <m:e>
-            <m:r>
-              <m:t>x</m:t>
-            </m:r>
-          </m:e>
-          <m:sub>
-            <m:r>
-              <m:t>3</m:t>
-            </m:r>
-          </m:sub>
-        </m:sSub>
-        <m:r>
-          <m:rPr>
-            <m:sty m:val="p"/>
-          </m:rPr>
-          <m:t>=</m:t>
-        </m:r>
-        <m:r>
-          <m:t>0.5</m:t>
-        </m:r>
-      </m:oMath>
-      <w:r>
-        <w:t xml:space="preserve">,</w:t>
-      </w:r>
-      <w:r>
-        <w:t xml:space="preserve"> </w:t>
-      </w:r>
-      <w:r>
-        <w:t xml:space="preserve">and take each sample point at the right end of its subinterval:</w:t>
-      </w:r>
-      <w:r>
-        <w:t xml:space="preserve"> </w:t>
-      </w:r>
-      <m:oMath>
-        <m:sSubSup>
-          <m:e>
-            <m:r>
-              <m:t>x</m:t>
-            </m:r>
-          </m:e>
-          <m:sub>
-            <m:r>
-              <m:t>1</m:t>
-            </m:r>
-          </m:sub>
-          <m:sup>
-            <m:r>
-              <m:rPr>
-                <m:sty m:val="p"/>
-              </m:rPr>
-              <m:t>*</m:t>
-            </m:r>
-          </m:sup>
-        </m:sSubSup>
-        <m:r>
-          <m:rPr>
-            <m:sty m:val="p"/>
-          </m:rPr>
-          <m:t>=</m:t>
-        </m:r>
-        <m:r>
-          <m:t>0.25</m:t>
-        </m:r>
-      </m:oMath>
-      <w:r>
-        <w:t xml:space="preserve">,</w:t>
-      </w:r>
-      <w:r>
-        <w:t xml:space="preserve"> </w:t>
-      </w:r>
-      <m:oMath>
-        <m:sSubSup>
-          <m:e>
-            <m:r>
-              <m:t>x</m:t>
-            </m:r>
-          </m:e>
-          <m:sub>
-            <m:r>
-              <m:t>2</m:t>
-            </m:r>
-          </m:sub>
-          <m:sup>
-            <m:r>
-              <m:rPr>
-                <m:sty m:val="p"/>
-              </m:rPr>
-              <m:t>*</m:t>
-            </m:r>
-          </m:sup>
-        </m:sSubSup>
-        <m:r>
-          <m:rPr>
-            <m:sty m:val="p"/>
-          </m:rPr>
-          <m:t>=</m:t>
-        </m:r>
-        <m:r>
-          <m:t>0.5</m:t>
-        </m:r>
-      </m:oMath>
-      <w:r>
-        <w:t xml:space="preserve">, and</w:t>
-      </w:r>
-      <w:r>
-        <w:t xml:space="preserve"> </w:t>
-      </w:r>
-      <m:oMath>
-        <m:sSubSup>
-          <m:e>
-            <m:r>
-              <m:t>x</m:t>
-            </m:r>
-          </m:e>
-          <m:sub>
-            <m:r>
-              <m:t>3</m:t>
-            </m:r>
-          </m:sub>
-          <m:sup>
-            <m:r>
-              <m:rPr>
-                <m:sty m:val="p"/>
-              </m:rPr>
-              <m:t>*</m:t>
-            </m:r>
-          </m:sup>
-        </m:sSubSup>
-        <m:r>
-          <m:rPr>
-            <m:sty m:val="p"/>
-          </m:rPr>
-          <m:t>=</m:t>
-        </m:r>
-        <m:r>
-          <m:t>1</m:t>
+          <m:t>]</m:t>
         </m:r>
       </m:oMath>
       <w:r>
@@ -11199,7 +10769,55 @@
         <w:t xml:space="preserve"> </w:t>
       </w:r>
       <w:r>
-        <w:t xml:space="preserve">Then</w:t>
+        <w:t xml:space="preserve">The</w:t>
+      </w:r>
+      <w:r>
+        <w:t xml:space="preserve"> </w:t>
+      </w:r>
+      <w:r>
+        <w:rPr>
+          <w:b/>
+          <w:bCs/>
+        </w:rPr>
+        <w:t xml:space="preserve">Riemann sum</w:t>
+      </w:r>
+      <w:r>
+        <w:t xml:space="preserve"> </w:t>
+      </w:r>
+      <w:r>
+        <w:t xml:space="preserve">of</w:t>
+      </w:r>
+      <w:r>
+        <w:t xml:space="preserve"> </w:t>
+      </w:r>
+      <m:oMath>
+        <m:r>
+          <m:t>f</m:t>
+        </m:r>
+      </m:oMath>
+      <w:r>
+        <w:t xml:space="preserve"> </w:t>
+      </w:r>
+      <w:r>
+        <w:t xml:space="preserve">for</w:t>
+      </w:r>
+      <w:r>
+        <w:t xml:space="preserve"> </w:t>
+      </w:r>
+      <m:oMath>
+        <m:r>
+          <m:rPr>
+            <m:scr m:val="script"/>
+            <m:sty m:val="p"/>
+          </m:rPr>
+          <m:t>P</m:t>
+        </m:r>
+      </m:oMath>
+      <w:r>
+        <w:t xml:space="preserve"> </w:t>
+      </w:r>
+      <w:r>
+        <w:t xml:space="preserve">and these sample points is</w:t>
       </w:r>
     </w:p>
     <w:p>
@@ -11211,563 +10829,118 @@
           <m:jc m:val="center"/>
         </m:oMathParaPr>
         <m:oMath>
-          <m:eqArr>
+          <m:nary>
+            <m:naryPr>
+              <m:chr m:val="∑"/>
+              <m:limLoc m:val="undOvr"/>
+              <m:subHide m:val="off"/>
+              <m:supHide m:val="off"/>
+            </m:naryPr>
+            <m:sub>
+              <m:r>
+                <m:t>i</m:t>
+              </m:r>
+              <m:r>
+                <m:rPr>
+                  <m:sty m:val="p"/>
+                </m:rPr>
+                <m:t>=</m:t>
+              </m:r>
+              <m:r>
+                <m:t>1</m:t>
+              </m:r>
+            </m:sub>
+            <m:sup>
+              <m:r>
+                <m:t>n</m:t>
+              </m:r>
+            </m:sup>
             <m:e>
-              <m:nary>
-                <m:naryPr>
-                  <m:chr m:val="∑"/>
-                  <m:limLoc m:val="undOvr"/>
-                  <m:subHide m:val="off"/>
-                  <m:supHide m:val="off"/>
-                </m:naryPr>
-                <m:sub>
-                  <m:r>
-                    <m:t>i</m:t>
-                  </m:r>
-                  <m:r>
-                    <m:rPr>
-                      <m:sty m:val="p"/>
-                    </m:rPr>
-                    <m:t>=</m:t>
-                  </m:r>
-                  <m:r>
-                    <m:t>1</m:t>
-                  </m:r>
-                </m:sub>
-                <m:sup>
-                  <m:r>
-                    <m:t>3</m:t>
-                  </m:r>
-                </m:sup>
-                <m:e>
-                  <m:r>
-                    <m:t>f</m:t>
-                  </m:r>
-                </m:e>
-              </m:nary>
-              <m:r>
-                <m:rPr>
-                  <m:sty m:val="p"/>
-                </m:rPr>
-                <m:t>(</m:t>
-              </m:r>
-              <m:sSubSup>
-                <m:e>
-                  <m:r>
-                    <m:t>x</m:t>
-                  </m:r>
-                </m:e>
-                <m:sub>
-                  <m:r>
-                    <m:t>i</m:t>
-                  </m:r>
-                </m:sub>
-                <m:sup>
-                  <m:r>
-                    <m:rPr>
-                      <m:sty m:val="p"/>
-                    </m:rPr>
-                    <m:t>*</m:t>
-                  </m:r>
-                </m:sup>
-              </m:sSubSup>
-              <m:r>
-                <m:rPr>
-                  <m:sty m:val="p"/>
-                </m:rPr>
-                <m:t>)</m:t>
-              </m:r>
-              <m:r>
-                <m:t> </m:t>
-              </m:r>
-              <m:r>
-                <m:rPr>
-                  <m:sty m:val="p"/>
-                </m:rPr>
-                <m:t>Δ</m:t>
-              </m:r>
-              <m:sSub>
-                <m:e>
-                  <m:r>
-                    <m:t>x</m:t>
-                  </m:r>
-                </m:e>
-                <m:sub>
-                  <m:r>
-                    <m:t>i</m:t>
-                  </m:r>
-                </m:sub>
-              </m:sSub>
-              <m:r>
-                <m:t>&amp;</m:t>
-              </m:r>
-              <m:r>
-                <m:rPr>
-                  <m:sty m:val="p"/>
-                </m:rPr>
-                <m:t>=</m:t>
-              </m:r>
               <m:r>
                 <m:t>f</m:t>
               </m:r>
-              <m:r>
-                <m:rPr>
-                  <m:sty m:val="p"/>
-                </m:rPr>
-                <m:t>(</m:t>
-              </m:r>
-              <m:r>
-                <m:t>0.25</m:t>
-              </m:r>
-              <m:r>
-                <m:rPr>
-                  <m:sty m:val="p"/>
-                </m:rPr>
-                <m:t>)</m:t>
-              </m:r>
-              <m:r>
-                <m:rPr>
-                  <m:sty m:val="p"/>
-                </m:rPr>
-                <m:t>⋅</m:t>
-              </m:r>
-              <m:r>
-                <m:t>0.25</m:t>
-              </m:r>
-              <m:r>
-                <m:rPr>
-                  <m:sty m:val="p"/>
-                </m:rPr>
-                <m:t>+</m:t>
-              </m:r>
-              <m:r>
-                <m:t>f</m:t>
-              </m:r>
-              <m:r>
-                <m:rPr>
-                  <m:sty m:val="p"/>
-                </m:rPr>
-                <m:t>(</m:t>
-              </m:r>
-              <m:r>
-                <m:t>0.5</m:t>
-              </m:r>
-              <m:r>
-                <m:rPr>
-                  <m:sty m:val="p"/>
-                </m:rPr>
-                <m:t>)</m:t>
-              </m:r>
-              <m:r>
-                <m:rPr>
-                  <m:sty m:val="p"/>
-                </m:rPr>
-                <m:t>⋅</m:t>
-              </m:r>
-              <m:r>
-                <m:t>0.25</m:t>
-              </m:r>
-              <m:r>
-                <m:rPr>
-                  <m:sty m:val="p"/>
-                </m:rPr>
-                <m:t>+</m:t>
-              </m:r>
-              <m:r>
-                <m:t>f</m:t>
-              </m:r>
-              <m:r>
-                <m:rPr>
-                  <m:sty m:val="p"/>
-                </m:rPr>
-                <m:t>(</m:t>
-              </m:r>
-              <m:r>
-                <m:t>1</m:t>
-              </m:r>
-              <m:r>
-                <m:rPr>
-                  <m:sty m:val="p"/>
-                </m:rPr>
-                <m:t>)</m:t>
-              </m:r>
-              <m:r>
-                <m:rPr>
-                  <m:sty m:val="p"/>
-                </m:rPr>
-                <m:t>⋅</m:t>
-              </m:r>
-              <m:r>
-                <m:t>0.5</m:t>
-              </m:r>
-              <m:r>
-                <m:t>&amp;</m:t>
-              </m:r>
-              <m:r>
-                <m:t>&amp;</m:t>
-              </m:r>
-              <m:r>
-                <m:rPr>
-                  <m:nor/>
-                  <m:sty m:val="p"/>
-                </m:rPr>
-                <m:t>(write out the three terms)</m:t>
-              </m:r>
             </m:e>
+          </m:nary>
+          <m:r>
+            <m:rPr>
+              <m:sty m:val="p"/>
+            </m:rPr>
+            <m:t>(</m:t>
+          </m:r>
+          <m:sSubSup>
             <m:e>
               <m:r>
-                <m:t>&amp;</m:t>
-              </m:r>
-              <m:r>
-                <m:rPr>
-                  <m:sty m:val="p"/>
-                </m:rPr>
-                <m:t>=</m:t>
-              </m:r>
-              <m:r>
-                <m:t>0.0625</m:t>
-              </m:r>
-              <m:r>
-                <m:rPr>
-                  <m:sty m:val="p"/>
-                </m:rPr>
-                <m:t>⋅</m:t>
-              </m:r>
-              <m:r>
-                <m:t>0.25</m:t>
-              </m:r>
-              <m:r>
-                <m:rPr>
-                  <m:sty m:val="p"/>
-                </m:rPr>
-                <m:t>+</m:t>
-              </m:r>
-              <m:r>
-                <m:t>0.25</m:t>
-              </m:r>
-              <m:r>
-                <m:rPr>
-                  <m:sty m:val="p"/>
-                </m:rPr>
-                <m:t>⋅</m:t>
-              </m:r>
-              <m:r>
-                <m:t>0.25</m:t>
-              </m:r>
-              <m:r>
-                <m:rPr>
-                  <m:sty m:val="p"/>
-                </m:rPr>
-                <m:t>+</m:t>
-              </m:r>
-              <m:r>
-                <m:t>1</m:t>
-              </m:r>
-              <m:r>
-                <m:rPr>
-                  <m:sty m:val="p"/>
-                </m:rPr>
-                <m:t>⋅</m:t>
-              </m:r>
-              <m:r>
-                <m:t>0.5</m:t>
-              </m:r>
-              <m:r>
-                <m:t>&amp;</m:t>
-              </m:r>
-              <m:r>
-                <m:t>&amp;</m:t>
-              </m:r>
-              <m:r>
-                <m:rPr>
-                  <m:nor/>
-                  <m:sty m:val="p"/>
-                </m:rPr>
-                <m:t>(evaluate </m:t>
-              </m:r>
-              <m:r>
-                <m:t>f</m:t>
-              </m:r>
-              <m:r>
-                <m:rPr>
-                  <m:sty m:val="p"/>
-                </m:rPr>
-                <m:t>(</m:t>
-              </m:r>
-              <m:r>
                 <m:t>x</m:t>
               </m:r>
-              <m:r>
-                <m:rPr>
-                  <m:sty m:val="p"/>
-                </m:rPr>
-                <m:t>)</m:t>
-              </m:r>
-              <m:r>
-                <m:rPr>
-                  <m:sty m:val="p"/>
-                </m:rPr>
-                <m:t>=</m:t>
-              </m:r>
-              <m:sSup>
-                <m:e>
-                  <m:r>
-                    <m:t>x</m:t>
-                  </m:r>
-                </m:e>
-                <m:sup>
-                  <m:r>
-                    <m:t>2</m:t>
-                  </m:r>
-                </m:sup>
-              </m:sSup>
-              <m:r>
-                <m:rPr>
-                  <m:nor/>
-                  <m:sty m:val="p"/>
-                </m:rPr>
-                <m:t>)</m:t>
-              </m:r>
             </m:e>
+            <m:sub>
+              <m:r>
+                <m:t>i</m:t>
+              </m:r>
+            </m:sub>
+            <m:sup>
+              <m:r>
+                <m:rPr>
+                  <m:sty m:val="p"/>
+                </m:rPr>
+                <m:t>*</m:t>
+              </m:r>
+            </m:sup>
+          </m:sSubSup>
+          <m:r>
+            <m:rPr>
+              <m:sty m:val="p"/>
+            </m:rPr>
+            <m:t>)</m:t>
+          </m:r>
+          <m:r>
+            <m:t> </m:t>
+          </m:r>
+          <m:r>
+            <m:rPr>
+              <m:sty m:val="p"/>
+            </m:rPr>
+            <m:t>Δ</m:t>
+          </m:r>
+          <m:sSub>
             <m:e>
               <m:r>
-                <m:t>&amp;</m:t>
-              </m:r>
-              <m:r>
-                <m:rPr>
-                  <m:sty m:val="p"/>
-                </m:rPr>
-                <m:t>=</m:t>
-              </m:r>
-              <m:r>
-                <m:t>0.015625</m:t>
-              </m:r>
-              <m:r>
-                <m:rPr>
-                  <m:sty m:val="p"/>
-                </m:rPr>
-                <m:t>+</m:t>
-              </m:r>
-              <m:r>
-                <m:t>0.0625</m:t>
-              </m:r>
-              <m:r>
-                <m:rPr>
-                  <m:sty m:val="p"/>
-                </m:rPr>
-                <m:t>+</m:t>
-              </m:r>
-              <m:r>
-                <m:t>0.5</m:t>
-              </m:r>
-              <m:r>
-                <m:t>&amp;</m:t>
-              </m:r>
-              <m:r>
-                <m:t>&amp;</m:t>
-              </m:r>
-              <m:r>
-                <m:rPr>
-                  <m:nor/>
-                  <m:sty m:val="p"/>
-                </m:rPr>
-                <m:t>(multiply)</m:t>
+                <m:t>x</m:t>
               </m:r>
             </m:e>
-            <m:e>
-              <m:r>
-                <m:t>&amp;</m:t>
-              </m:r>
-              <m:r>
-                <m:rPr>
-                  <m:sty m:val="p"/>
-                </m:rPr>
-                <m:t>=</m:t>
-              </m:r>
-              <m:r>
-                <m:t>0.578125</m:t>
-              </m:r>
-              <m:r>
-                <m:t>&amp;</m:t>
-              </m:r>
-              <m:r>
-                <m:t>&amp;</m:t>
-              </m:r>
-              <m:r>
-                <m:rPr>
-                  <m:nor/>
-                  <m:sty m:val="p"/>
-                </m:rPr>
-                <m:t>(add)</m:t>
-              </m:r>
-            </m:e>
-          </m:eqArr>
+            <m:sub>
+              <m:r>
+                <m:t>i</m:t>
+              </m:r>
+            </m:sub>
+          </m:sSub>
+          <m:r>
+            <m:rPr>
+              <m:sty m:val="p"/>
+            </m:rPr>
+            <m:t>,</m:t>
+          </m:r>
         </m:oMath>
       </m:oMathPara>
     </w:p>
-    <w:bookmarkEnd w:id="55"/>
-    <w:bookmarkStart w:id="57" w:name="def-riemann-integral"/>
     <w:p>
       <w:pPr>
         <w:pStyle w:val="FirstParagraph"/>
       </w:pPr>
       <w:r>
-        <w:rPr>
-          <w:b/>
-          <w:bCs/>
-        </w:rPr>
-        <w:t xml:space="preserve">Definition 10 (Riemann integral (definite integral))</w:t>
-      </w:r>
-      <w:r>
-        <w:t xml:space="preserve"> </w:t>
-      </w:r>
-      <w:r>
-        <w:t xml:space="preserve">Let</w:t>
-      </w:r>
-      <w:r>
-        <w:t xml:space="preserve"> </w:t>
-      </w:r>
-      <m:oMath>
-        <m:r>
-          <m:t>f</m:t>
-        </m:r>
-      </m:oMath>
-      <w:r>
-        <w:t xml:space="preserve"> </w:t>
-      </w:r>
-      <w:r>
-        <w:t xml:space="preserve">be a</w:t>
-      </w:r>
-      <w:r>
-        <w:t xml:space="preserve"> </w:t>
-      </w:r>
-      <w:hyperlink r:id="rId56">
-        <w:r>
-          <w:rPr>
-            <w:rStyle w:val="Hyperlink"/>
-          </w:rPr>
-          <w:t xml:space="preserve">bounded</w:t>
-        </w:r>
-      </w:hyperlink>
-      <w:r>
-        <w:t xml:space="preserve"> </w:t>
-      </w:r>
-      <w:r>
-        <w:t xml:space="preserve">function on</w:t>
-      </w:r>
-      <w:r>
-        <w:t xml:space="preserve"> </w:t>
-      </w:r>
-      <m:oMath>
-        <m:r>
-          <m:rPr>
-            <m:sty m:val="p"/>
-          </m:rPr>
-          <m:t>[</m:t>
-        </m:r>
-        <m:r>
-          <m:t>a</m:t>
-        </m:r>
-        <m:r>
-          <m:rPr>
-            <m:sty m:val="p"/>
-          </m:rPr>
-          <m:t>,</m:t>
-        </m:r>
-        <m:r>
-          <m:t>b</m:t>
-        </m:r>
-        <m:r>
-          <m:rPr>
-            <m:sty m:val="p"/>
-          </m:rPr>
-          <m:t>]</m:t>
-        </m:r>
-      </m:oMath>
-      <w:r>
-        <w:t xml:space="preserve">.</w:t>
-      </w:r>
-      <w:r>
-        <w:t xml:space="preserve"> </w:t>
-      </w:r>
-      <w:r>
-        <w:t xml:space="preserve">For each partition</w:t>
-      </w:r>
-      <w:r>
-        <w:t xml:space="preserve"> </w:t>
-      </w:r>
-      <m:oMath>
-        <m:r>
-          <m:rPr>
-            <m:scr m:val="script"/>
-            <m:sty m:val="p"/>
-          </m:rPr>
-          <m:t>P</m:t>
-        </m:r>
-      </m:oMath>
-      <w:r>
-        <w:t xml:space="preserve"> </w:t>
-      </w:r>
-      <w:r>
-        <w:t xml:space="preserve">of</w:t>
-      </w:r>
-      <w:r>
-        <w:t xml:space="preserve"> </w:t>
-      </w:r>
-      <m:oMath>
-        <m:r>
-          <m:rPr>
-            <m:sty m:val="p"/>
-          </m:rPr>
-          <m:t>[</m:t>
-        </m:r>
-        <m:r>
-          <m:t>a</m:t>
-        </m:r>
-        <m:r>
-          <m:rPr>
-            <m:sty m:val="p"/>
-          </m:rPr>
-          <m:t>,</m:t>
-        </m:r>
-        <m:r>
-          <m:t>b</m:t>
-        </m:r>
-        <m:r>
-          <m:rPr>
-            <m:sty m:val="p"/>
-          </m:rPr>
-          <m:t>]</m:t>
-        </m:r>
-      </m:oMath>
-      <w:r>
-        <w:t xml:space="preserve"> </w:t>
-      </w:r>
-      <w:r>
-        <w:t xml:space="preserve">(</w:t>
-      </w:r>
-      <w:hyperlink w:anchor="def-partition">
-        <w:r>
-          <w:rPr>
-            <w:rStyle w:val="Hyperlink"/>
-          </w:rPr>
-          <w:t xml:space="preserve">Definition 7</w:t>
-        </w:r>
-      </w:hyperlink>
-      <w:r>
-        <w:t xml:space="preserve">),</w:t>
-      </w:r>
-      <w:r>
-        <w:t xml:space="preserve"> </w:t>
-      </w:r>
-      <w:r>
-        <w:t xml:space="preserve">choose a sample point</w:t>
-      </w:r>
-      <w:r>
-        <w:t xml:space="preserve"> </w:t>
-      </w:r>
-      <m:oMath>
-        <m:sSubSup>
+        <w:t xml:space="preserve">where</w:t>
+      </w:r>
+      <w:r>
+        <w:t xml:space="preserve"> </w:t>
+      </w:r>
+      <m:oMath>
+        <m:r>
+          <m:rPr>
+            <m:sty m:val="p"/>
+          </m:rPr>
+          <m:t>Δ</m:t>
+        </m:r>
+        <m:sSub>
           <m:e>
             <m:r>
               <m:t>x</m:t>
@@ -11778,31 +10951,30 @@
               <m:t>i</m:t>
             </m:r>
           </m:sub>
-          <m:sup>
+        </m:sSub>
+        <m:r>
+          <m:rPr>
+            <m:sty m:val="p"/>
+          </m:rPr>
+          <m:t>=</m:t>
+        </m:r>
+        <m:sSub>
+          <m:e>
             <m:r>
-              <m:rPr>
-                <m:sty m:val="p"/>
-              </m:rPr>
-              <m:t>*</m:t>
+              <m:t>x</m:t>
             </m:r>
-          </m:sup>
-        </m:sSubSup>
-      </m:oMath>
-      <w:r>
-        <w:t xml:space="preserve"> </w:t>
-      </w:r>
-      <w:r>
-        <w:t xml:space="preserve">in each subinterval</w:t>
-      </w:r>
-      <w:r>
-        <w:t xml:space="preserve"> </w:t>
-      </w:r>
-      <m:oMath>
-        <m:r>
-          <m:rPr>
-            <m:sty m:val="p"/>
-          </m:rPr>
-          <m:t>[</m:t>
+          </m:e>
+          <m:sub>
+            <m:r>
+              <m:t>i</m:t>
+            </m:r>
+          </m:sub>
+        </m:sSub>
+        <m:r>
+          <m:rPr>
+            <m:sty m:val="p"/>
+          </m:rPr>
+          <m:t>−</m:t>
         </m:r>
         <m:sSub>
           <m:e>
@@ -11825,6 +10997,1070 @@
             </m:r>
           </m:sub>
         </m:sSub>
+      </m:oMath>
+      <w:r>
+        <w:t xml:space="preserve">.</w:t>
+      </w:r>
+    </w:p>
+    <w:p>
+      <w:pPr>
+        <w:pStyle w:val="BodyText"/>
+      </w:pPr>
+      <w:r>
+        <w:t xml:space="preserve">(Larson and Edwards 2018, sec. 4.3)</w:t>
+      </w:r>
+    </w:p>
+    <w:bookmarkEnd w:id="56"/>
+    <w:bookmarkStart w:id="57" w:name="exm-riemann-sum"/>
+    <w:p>
+      <w:pPr>
+        <w:pStyle w:val="BodyText"/>
+      </w:pPr>
+      <w:r>
+        <w:rPr>
+          <w:b/>
+          <w:bCs/>
+        </w:rPr>
+        <w:t xml:space="preserve">Example 11 (A Riemann sum for</w:t>
+      </w:r>
+      <w:r>
+        <w:rPr>
+          <w:b/>
+          <w:bCs/>
+        </w:rPr>
+        <w:t xml:space="preserve"> </w:t>
+      </w:r>
+      <m:oMath>
+        <m:sSup>
+          <m:e>
+            <m:r>
+              <m:t>x</m:t>
+            </m:r>
+          </m:e>
+          <m:sup>
+            <m:r>
+              <m:t>2</m:t>
+            </m:r>
+          </m:sup>
+        </m:sSup>
+      </m:oMath>
+      <w:r>
+        <w:rPr>
+          <w:b/>
+          <w:bCs/>
+        </w:rPr>
+        <w:t xml:space="preserve"> </w:t>
+      </w:r>
+      <w:r>
+        <w:rPr>
+          <w:b/>
+          <w:bCs/>
+        </w:rPr>
+        <w:t xml:space="preserve">on</w:t>
+      </w:r>
+      <w:r>
+        <w:rPr>
+          <w:b/>
+          <w:bCs/>
+        </w:rPr>
+        <w:t xml:space="preserve"> </w:t>
+      </w:r>
+      <m:oMath>
+        <m:r>
+          <m:rPr>
+            <m:sty m:val="p"/>
+          </m:rPr>
+          <m:t>[</m:t>
+        </m:r>
+        <m:r>
+          <m:t>0</m:t>
+        </m:r>
+        <m:r>
+          <m:rPr>
+            <m:sty m:val="p"/>
+          </m:rPr>
+          <m:t>,</m:t>
+        </m:r>
+        <m:r>
+          <m:t>1</m:t>
+        </m:r>
+        <m:r>
+          <m:rPr>
+            <m:sty m:val="p"/>
+          </m:rPr>
+          <m:t>]</m:t>
+        </m:r>
+      </m:oMath>
+      <w:r>
+        <w:rPr>
+          <w:b/>
+          <w:bCs/>
+        </w:rPr>
+        <w:t xml:space="preserve">)</w:t>
+      </w:r>
+      <w:r>
+        <w:t xml:space="preserve"> </w:t>
+      </w:r>
+      <w:r>
+        <w:t xml:space="preserve">Let</w:t>
+      </w:r>
+      <w:r>
+        <w:t xml:space="preserve"> </w:t>
+      </w:r>
+      <m:oMath>
+        <m:r>
+          <m:t>f</m:t>
+        </m:r>
+        <m:r>
+          <m:rPr>
+            <m:sty m:val="p"/>
+          </m:rPr>
+          <m:t>(</m:t>
+        </m:r>
+        <m:r>
+          <m:t>x</m:t>
+        </m:r>
+        <m:r>
+          <m:rPr>
+            <m:sty m:val="p"/>
+          </m:rPr>
+          <m:t>)</m:t>
+        </m:r>
+        <m:r>
+          <m:rPr>
+            <m:sty m:val="p"/>
+          </m:rPr>
+          <m:t>=</m:t>
+        </m:r>
+        <m:sSup>
+          <m:e>
+            <m:r>
+              <m:t>x</m:t>
+            </m:r>
+          </m:e>
+          <m:sup>
+            <m:r>
+              <m:t>2</m:t>
+            </m:r>
+          </m:sup>
+        </m:sSup>
+      </m:oMath>
+      <w:r>
+        <w:t xml:space="preserve">, take the partition</w:t>
+      </w:r>
+      <w:r>
+        <w:t xml:space="preserve"> </w:t>
+      </w:r>
+      <m:oMath>
+        <m:r>
+          <m:t>0</m:t>
+        </m:r>
+        <m:r>
+          <m:rPr>
+            <m:sty m:val="p"/>
+          </m:rPr>
+          <m:t>&lt;</m:t>
+        </m:r>
+        <m:r>
+          <m:t>0.25</m:t>
+        </m:r>
+        <m:r>
+          <m:rPr>
+            <m:sty m:val="p"/>
+          </m:rPr>
+          <m:t>&lt;</m:t>
+        </m:r>
+        <m:r>
+          <m:t>0.5</m:t>
+        </m:r>
+        <m:r>
+          <m:rPr>
+            <m:sty m:val="p"/>
+          </m:rPr>
+          <m:t>&lt;</m:t>
+        </m:r>
+        <m:r>
+          <m:t>1</m:t>
+        </m:r>
+      </m:oMath>
+      <w:r>
+        <w:t xml:space="preserve"> </w:t>
+      </w:r>
+      <w:r>
+        <w:t xml:space="preserve">of</w:t>
+      </w:r>
+      <w:r>
+        <w:t xml:space="preserve"> </w:t>
+      </w:r>
+      <w:hyperlink w:anchor="exm-partition">
+        <w:r>
+          <w:rPr>
+            <w:rStyle w:val="Hyperlink"/>
+          </w:rPr>
+          <w:t xml:space="preserve">Example 8</w:t>
+        </w:r>
+      </w:hyperlink>
+      <w:r>
+        <w:t xml:space="preserve">,</w:t>
+      </w:r>
+      <w:r>
+        <w:t xml:space="preserve"> </w:t>
+      </w:r>
+      <w:r>
+        <w:t xml:space="preserve">with widths</w:t>
+      </w:r>
+      <w:r>
+        <w:t xml:space="preserve"> </w:t>
+      </w:r>
+      <m:oMath>
+        <m:r>
+          <m:rPr>
+            <m:sty m:val="p"/>
+          </m:rPr>
+          <m:t>Δ</m:t>
+        </m:r>
+        <m:sSub>
+          <m:e>
+            <m:r>
+              <m:t>x</m:t>
+            </m:r>
+          </m:e>
+          <m:sub>
+            <m:r>
+              <m:t>1</m:t>
+            </m:r>
+          </m:sub>
+        </m:sSub>
+        <m:r>
+          <m:rPr>
+            <m:sty m:val="p"/>
+          </m:rPr>
+          <m:t>=</m:t>
+        </m:r>
+        <m:r>
+          <m:t>0.25</m:t>
+        </m:r>
+      </m:oMath>
+      <w:r>
+        <w:t xml:space="preserve">,</w:t>
+      </w:r>
+      <w:r>
+        <w:t xml:space="preserve"> </w:t>
+      </w:r>
+      <m:oMath>
+        <m:r>
+          <m:rPr>
+            <m:sty m:val="p"/>
+          </m:rPr>
+          <m:t>Δ</m:t>
+        </m:r>
+        <m:sSub>
+          <m:e>
+            <m:r>
+              <m:t>x</m:t>
+            </m:r>
+          </m:e>
+          <m:sub>
+            <m:r>
+              <m:t>2</m:t>
+            </m:r>
+          </m:sub>
+        </m:sSub>
+        <m:r>
+          <m:rPr>
+            <m:sty m:val="p"/>
+          </m:rPr>
+          <m:t>=</m:t>
+        </m:r>
+        <m:r>
+          <m:t>0.25</m:t>
+        </m:r>
+      </m:oMath>
+      <w:r>
+        <w:t xml:space="preserve">, and</w:t>
+      </w:r>
+      <w:r>
+        <w:t xml:space="preserve"> </w:t>
+      </w:r>
+      <m:oMath>
+        <m:r>
+          <m:rPr>
+            <m:sty m:val="p"/>
+          </m:rPr>
+          <m:t>Δ</m:t>
+        </m:r>
+        <m:sSub>
+          <m:e>
+            <m:r>
+              <m:t>x</m:t>
+            </m:r>
+          </m:e>
+          <m:sub>
+            <m:r>
+              <m:t>3</m:t>
+            </m:r>
+          </m:sub>
+        </m:sSub>
+        <m:r>
+          <m:rPr>
+            <m:sty m:val="p"/>
+          </m:rPr>
+          <m:t>=</m:t>
+        </m:r>
+        <m:r>
+          <m:t>0.5</m:t>
+        </m:r>
+      </m:oMath>
+      <w:r>
+        <w:t xml:space="preserve">,</w:t>
+      </w:r>
+      <w:r>
+        <w:t xml:space="preserve"> </w:t>
+      </w:r>
+      <w:r>
+        <w:t xml:space="preserve">and take each sample point at the right end of its subinterval:</w:t>
+      </w:r>
+      <w:r>
+        <w:t xml:space="preserve"> </w:t>
+      </w:r>
+      <m:oMath>
+        <m:sSubSup>
+          <m:e>
+            <m:r>
+              <m:t>x</m:t>
+            </m:r>
+          </m:e>
+          <m:sub>
+            <m:r>
+              <m:t>1</m:t>
+            </m:r>
+          </m:sub>
+          <m:sup>
+            <m:r>
+              <m:rPr>
+                <m:sty m:val="p"/>
+              </m:rPr>
+              <m:t>*</m:t>
+            </m:r>
+          </m:sup>
+        </m:sSubSup>
+        <m:r>
+          <m:rPr>
+            <m:sty m:val="p"/>
+          </m:rPr>
+          <m:t>=</m:t>
+        </m:r>
+        <m:r>
+          <m:t>0.25</m:t>
+        </m:r>
+      </m:oMath>
+      <w:r>
+        <w:t xml:space="preserve">,</w:t>
+      </w:r>
+      <w:r>
+        <w:t xml:space="preserve"> </w:t>
+      </w:r>
+      <m:oMath>
+        <m:sSubSup>
+          <m:e>
+            <m:r>
+              <m:t>x</m:t>
+            </m:r>
+          </m:e>
+          <m:sub>
+            <m:r>
+              <m:t>2</m:t>
+            </m:r>
+          </m:sub>
+          <m:sup>
+            <m:r>
+              <m:rPr>
+                <m:sty m:val="p"/>
+              </m:rPr>
+              <m:t>*</m:t>
+            </m:r>
+          </m:sup>
+        </m:sSubSup>
+        <m:r>
+          <m:rPr>
+            <m:sty m:val="p"/>
+          </m:rPr>
+          <m:t>=</m:t>
+        </m:r>
+        <m:r>
+          <m:t>0.5</m:t>
+        </m:r>
+      </m:oMath>
+      <w:r>
+        <w:t xml:space="preserve">, and</w:t>
+      </w:r>
+      <w:r>
+        <w:t xml:space="preserve"> </w:t>
+      </w:r>
+      <m:oMath>
+        <m:sSubSup>
+          <m:e>
+            <m:r>
+              <m:t>x</m:t>
+            </m:r>
+          </m:e>
+          <m:sub>
+            <m:r>
+              <m:t>3</m:t>
+            </m:r>
+          </m:sub>
+          <m:sup>
+            <m:r>
+              <m:rPr>
+                <m:sty m:val="p"/>
+              </m:rPr>
+              <m:t>*</m:t>
+            </m:r>
+          </m:sup>
+        </m:sSubSup>
+        <m:r>
+          <m:rPr>
+            <m:sty m:val="p"/>
+          </m:rPr>
+          <m:t>=</m:t>
+        </m:r>
+        <m:r>
+          <m:t>1</m:t>
+        </m:r>
+      </m:oMath>
+      <w:r>
+        <w:t xml:space="preserve">.</w:t>
+      </w:r>
+      <w:r>
+        <w:t xml:space="preserve"> </w:t>
+      </w:r>
+      <w:r>
+        <w:t xml:space="preserve">Then</w:t>
+      </w:r>
+    </w:p>
+    <w:p>
+      <w:pPr>
+        <w:pStyle w:val="BodyText"/>
+      </w:pPr>
+      <m:oMathPara>
+        <m:oMathParaPr>
+          <m:jc m:val="center"/>
+        </m:oMathParaPr>
+        <m:oMath>
+          <m:eqArr>
+            <m:e>
+              <m:nary>
+                <m:naryPr>
+                  <m:chr m:val="∑"/>
+                  <m:limLoc m:val="undOvr"/>
+                  <m:subHide m:val="off"/>
+                  <m:supHide m:val="off"/>
+                </m:naryPr>
+                <m:sub>
+                  <m:r>
+                    <m:t>i</m:t>
+                  </m:r>
+                  <m:r>
+                    <m:rPr>
+                      <m:sty m:val="p"/>
+                    </m:rPr>
+                    <m:t>=</m:t>
+                  </m:r>
+                  <m:r>
+                    <m:t>1</m:t>
+                  </m:r>
+                </m:sub>
+                <m:sup>
+                  <m:r>
+                    <m:t>3</m:t>
+                  </m:r>
+                </m:sup>
+                <m:e>
+                  <m:r>
+                    <m:t>f</m:t>
+                  </m:r>
+                </m:e>
+              </m:nary>
+              <m:r>
+                <m:rPr>
+                  <m:sty m:val="p"/>
+                </m:rPr>
+                <m:t>(</m:t>
+              </m:r>
+              <m:sSubSup>
+                <m:e>
+                  <m:r>
+                    <m:t>x</m:t>
+                  </m:r>
+                </m:e>
+                <m:sub>
+                  <m:r>
+                    <m:t>i</m:t>
+                  </m:r>
+                </m:sub>
+                <m:sup>
+                  <m:r>
+                    <m:rPr>
+                      <m:sty m:val="p"/>
+                    </m:rPr>
+                    <m:t>*</m:t>
+                  </m:r>
+                </m:sup>
+              </m:sSubSup>
+              <m:r>
+                <m:rPr>
+                  <m:sty m:val="p"/>
+                </m:rPr>
+                <m:t>)</m:t>
+              </m:r>
+              <m:r>
+                <m:t> </m:t>
+              </m:r>
+              <m:r>
+                <m:rPr>
+                  <m:sty m:val="p"/>
+                </m:rPr>
+                <m:t>Δ</m:t>
+              </m:r>
+              <m:sSub>
+                <m:e>
+                  <m:r>
+                    <m:t>x</m:t>
+                  </m:r>
+                </m:e>
+                <m:sub>
+                  <m:r>
+                    <m:t>i</m:t>
+                  </m:r>
+                </m:sub>
+              </m:sSub>
+              <m:r>
+                <m:t>&amp;</m:t>
+              </m:r>
+              <m:r>
+                <m:rPr>
+                  <m:sty m:val="p"/>
+                </m:rPr>
+                <m:t>=</m:t>
+              </m:r>
+              <m:r>
+                <m:t>f</m:t>
+              </m:r>
+              <m:r>
+                <m:rPr>
+                  <m:sty m:val="p"/>
+                </m:rPr>
+                <m:t>(</m:t>
+              </m:r>
+              <m:r>
+                <m:t>0.25</m:t>
+              </m:r>
+              <m:r>
+                <m:rPr>
+                  <m:sty m:val="p"/>
+                </m:rPr>
+                <m:t>)</m:t>
+              </m:r>
+              <m:r>
+                <m:rPr>
+                  <m:sty m:val="p"/>
+                </m:rPr>
+                <m:t>⋅</m:t>
+              </m:r>
+              <m:r>
+                <m:t>0.25</m:t>
+              </m:r>
+              <m:r>
+                <m:rPr>
+                  <m:sty m:val="p"/>
+                </m:rPr>
+                <m:t>+</m:t>
+              </m:r>
+              <m:r>
+                <m:t>f</m:t>
+              </m:r>
+              <m:r>
+                <m:rPr>
+                  <m:sty m:val="p"/>
+                </m:rPr>
+                <m:t>(</m:t>
+              </m:r>
+              <m:r>
+                <m:t>0.5</m:t>
+              </m:r>
+              <m:r>
+                <m:rPr>
+                  <m:sty m:val="p"/>
+                </m:rPr>
+                <m:t>)</m:t>
+              </m:r>
+              <m:r>
+                <m:rPr>
+                  <m:sty m:val="p"/>
+                </m:rPr>
+                <m:t>⋅</m:t>
+              </m:r>
+              <m:r>
+                <m:t>0.25</m:t>
+              </m:r>
+              <m:r>
+                <m:rPr>
+                  <m:sty m:val="p"/>
+                </m:rPr>
+                <m:t>+</m:t>
+              </m:r>
+              <m:r>
+                <m:t>f</m:t>
+              </m:r>
+              <m:r>
+                <m:rPr>
+                  <m:sty m:val="p"/>
+                </m:rPr>
+                <m:t>(</m:t>
+              </m:r>
+              <m:r>
+                <m:t>1</m:t>
+              </m:r>
+              <m:r>
+                <m:rPr>
+                  <m:sty m:val="p"/>
+                </m:rPr>
+                <m:t>)</m:t>
+              </m:r>
+              <m:r>
+                <m:rPr>
+                  <m:sty m:val="p"/>
+                </m:rPr>
+                <m:t>⋅</m:t>
+              </m:r>
+              <m:r>
+                <m:t>0.5</m:t>
+              </m:r>
+              <m:r>
+                <m:t>&amp;</m:t>
+              </m:r>
+              <m:r>
+                <m:t>&amp;</m:t>
+              </m:r>
+              <m:r>
+                <m:rPr>
+                  <m:nor/>
+                  <m:sty m:val="p"/>
+                </m:rPr>
+                <m:t>(write out the three terms)</m:t>
+              </m:r>
+            </m:e>
+            <m:e>
+              <m:r>
+                <m:t>&amp;</m:t>
+              </m:r>
+              <m:r>
+                <m:rPr>
+                  <m:sty m:val="p"/>
+                </m:rPr>
+                <m:t>=</m:t>
+              </m:r>
+              <m:r>
+                <m:t>0.0625</m:t>
+              </m:r>
+              <m:r>
+                <m:rPr>
+                  <m:sty m:val="p"/>
+                </m:rPr>
+                <m:t>⋅</m:t>
+              </m:r>
+              <m:r>
+                <m:t>0.25</m:t>
+              </m:r>
+              <m:r>
+                <m:rPr>
+                  <m:sty m:val="p"/>
+                </m:rPr>
+                <m:t>+</m:t>
+              </m:r>
+              <m:r>
+                <m:t>0.25</m:t>
+              </m:r>
+              <m:r>
+                <m:rPr>
+                  <m:sty m:val="p"/>
+                </m:rPr>
+                <m:t>⋅</m:t>
+              </m:r>
+              <m:r>
+                <m:t>0.25</m:t>
+              </m:r>
+              <m:r>
+                <m:rPr>
+                  <m:sty m:val="p"/>
+                </m:rPr>
+                <m:t>+</m:t>
+              </m:r>
+              <m:r>
+                <m:t>1</m:t>
+              </m:r>
+              <m:r>
+                <m:rPr>
+                  <m:sty m:val="p"/>
+                </m:rPr>
+                <m:t>⋅</m:t>
+              </m:r>
+              <m:r>
+                <m:t>0.5</m:t>
+              </m:r>
+              <m:r>
+                <m:t>&amp;</m:t>
+              </m:r>
+              <m:r>
+                <m:t>&amp;</m:t>
+              </m:r>
+              <m:r>
+                <m:rPr>
+                  <m:nor/>
+                  <m:sty m:val="p"/>
+                </m:rPr>
+                <m:t>(evaluate </m:t>
+              </m:r>
+              <m:r>
+                <m:t>f</m:t>
+              </m:r>
+              <m:r>
+                <m:rPr>
+                  <m:sty m:val="p"/>
+                </m:rPr>
+                <m:t>(</m:t>
+              </m:r>
+              <m:r>
+                <m:t>x</m:t>
+              </m:r>
+              <m:r>
+                <m:rPr>
+                  <m:sty m:val="p"/>
+                </m:rPr>
+                <m:t>)</m:t>
+              </m:r>
+              <m:r>
+                <m:rPr>
+                  <m:sty m:val="p"/>
+                </m:rPr>
+                <m:t>=</m:t>
+              </m:r>
+              <m:sSup>
+                <m:e>
+                  <m:r>
+                    <m:t>x</m:t>
+                  </m:r>
+                </m:e>
+                <m:sup>
+                  <m:r>
+                    <m:t>2</m:t>
+                  </m:r>
+                </m:sup>
+              </m:sSup>
+              <m:r>
+                <m:rPr>
+                  <m:nor/>
+                  <m:sty m:val="p"/>
+                </m:rPr>
+                <m:t>)</m:t>
+              </m:r>
+            </m:e>
+            <m:e>
+              <m:r>
+                <m:t>&amp;</m:t>
+              </m:r>
+              <m:r>
+                <m:rPr>
+                  <m:sty m:val="p"/>
+                </m:rPr>
+                <m:t>=</m:t>
+              </m:r>
+              <m:r>
+                <m:t>0.015625</m:t>
+              </m:r>
+              <m:r>
+                <m:rPr>
+                  <m:sty m:val="p"/>
+                </m:rPr>
+                <m:t>+</m:t>
+              </m:r>
+              <m:r>
+                <m:t>0.0625</m:t>
+              </m:r>
+              <m:r>
+                <m:rPr>
+                  <m:sty m:val="p"/>
+                </m:rPr>
+                <m:t>+</m:t>
+              </m:r>
+              <m:r>
+                <m:t>0.5</m:t>
+              </m:r>
+              <m:r>
+                <m:t>&amp;</m:t>
+              </m:r>
+              <m:r>
+                <m:t>&amp;</m:t>
+              </m:r>
+              <m:r>
+                <m:rPr>
+                  <m:nor/>
+                  <m:sty m:val="p"/>
+                </m:rPr>
+                <m:t>(multiply)</m:t>
+              </m:r>
+            </m:e>
+            <m:e>
+              <m:r>
+                <m:t>&amp;</m:t>
+              </m:r>
+              <m:r>
+                <m:rPr>
+                  <m:sty m:val="p"/>
+                </m:rPr>
+                <m:t>=</m:t>
+              </m:r>
+              <m:r>
+                <m:t>0.578125</m:t>
+              </m:r>
+              <m:r>
+                <m:t>&amp;</m:t>
+              </m:r>
+              <m:r>
+                <m:t>&amp;</m:t>
+              </m:r>
+              <m:r>
+                <m:rPr>
+                  <m:nor/>
+                  <m:sty m:val="p"/>
+                </m:rPr>
+                <m:t>(add)</m:t>
+              </m:r>
+            </m:e>
+          </m:eqArr>
+        </m:oMath>
+      </m:oMathPara>
+    </w:p>
+    <w:bookmarkEnd w:id="57"/>
+    <w:bookmarkStart w:id="59" w:name="def-riemann-integral"/>
+    <w:p>
+      <w:pPr>
+        <w:pStyle w:val="FirstParagraph"/>
+      </w:pPr>
+      <w:r>
+        <w:rPr>
+          <w:b/>
+          <w:bCs/>
+        </w:rPr>
+        <w:t xml:space="preserve">Definition 12 (Riemann integral (definite integral))</w:t>
+      </w:r>
+      <w:r>
+        <w:t xml:space="preserve"> </w:t>
+      </w:r>
+      <w:r>
+        <w:t xml:space="preserve">Let</w:t>
+      </w:r>
+      <w:r>
+        <w:t xml:space="preserve"> </w:t>
+      </w:r>
+      <m:oMath>
+        <m:r>
+          <m:t>f</m:t>
+        </m:r>
+      </m:oMath>
+      <w:r>
+        <w:t xml:space="preserve"> </w:t>
+      </w:r>
+      <w:r>
+        <w:t xml:space="preserve">be a</w:t>
+      </w:r>
+      <w:r>
+        <w:t xml:space="preserve"> </w:t>
+      </w:r>
+      <w:hyperlink r:id="rId58">
+        <w:r>
+          <w:rPr>
+            <w:rStyle w:val="Hyperlink"/>
+          </w:rPr>
+          <w:t xml:space="preserve">bounded</w:t>
+        </w:r>
+      </w:hyperlink>
+      <w:r>
+        <w:t xml:space="preserve"> </w:t>
+      </w:r>
+      <w:r>
+        <w:t xml:space="preserve">function on</w:t>
+      </w:r>
+      <w:r>
+        <w:t xml:space="preserve"> </w:t>
+      </w:r>
+      <m:oMath>
+        <m:r>
+          <m:rPr>
+            <m:sty m:val="p"/>
+          </m:rPr>
+          <m:t>[</m:t>
+        </m:r>
+        <m:r>
+          <m:t>a</m:t>
+        </m:r>
+        <m:r>
+          <m:rPr>
+            <m:sty m:val="p"/>
+          </m:rPr>
+          <m:t>,</m:t>
+        </m:r>
+        <m:r>
+          <m:t>b</m:t>
+        </m:r>
+        <m:r>
+          <m:rPr>
+            <m:sty m:val="p"/>
+          </m:rPr>
+          <m:t>]</m:t>
+        </m:r>
+      </m:oMath>
+      <w:r>
+        <w:t xml:space="preserve">.</w:t>
+      </w:r>
+      <w:r>
+        <w:t xml:space="preserve"> </w:t>
+      </w:r>
+      <w:r>
+        <w:t xml:space="preserve">For each partition</w:t>
+      </w:r>
+      <w:r>
+        <w:t xml:space="preserve"> </w:t>
+      </w:r>
+      <m:oMath>
+        <m:r>
+          <m:rPr>
+            <m:scr m:val="script"/>
+            <m:sty m:val="p"/>
+          </m:rPr>
+          <m:t>P</m:t>
+        </m:r>
+      </m:oMath>
+      <w:r>
+        <w:t xml:space="preserve"> </w:t>
+      </w:r>
+      <w:r>
+        <w:t xml:space="preserve">of</w:t>
+      </w:r>
+      <w:r>
+        <w:t xml:space="preserve"> </w:t>
+      </w:r>
+      <m:oMath>
+        <m:r>
+          <m:rPr>
+            <m:sty m:val="p"/>
+          </m:rPr>
+          <m:t>[</m:t>
+        </m:r>
+        <m:r>
+          <m:t>a</m:t>
+        </m:r>
+        <m:r>
+          <m:rPr>
+            <m:sty m:val="p"/>
+          </m:rPr>
+          <m:t>,</m:t>
+        </m:r>
+        <m:r>
+          <m:t>b</m:t>
+        </m:r>
+        <m:r>
+          <m:rPr>
+            <m:sty m:val="p"/>
+          </m:rPr>
+          <m:t>]</m:t>
+        </m:r>
+      </m:oMath>
+      <w:r>
+        <w:t xml:space="preserve"> </w:t>
+      </w:r>
+      <w:r>
+        <w:t xml:space="preserve">(</w:t>
+      </w:r>
+      <w:hyperlink w:anchor="def-partition">
+        <w:r>
+          <w:rPr>
+            <w:rStyle w:val="Hyperlink"/>
+          </w:rPr>
+          <w:t xml:space="preserve">Definition 8</w:t>
+        </w:r>
+      </w:hyperlink>
+      <w:r>
+        <w:t xml:space="preserve">),</w:t>
+      </w:r>
+      <w:r>
+        <w:t xml:space="preserve"> </w:t>
+      </w:r>
+      <w:r>
+        <w:t xml:space="preserve">choose a sample point</w:t>
+      </w:r>
+      <w:r>
+        <w:t xml:space="preserve"> </w:t>
+      </w:r>
+      <m:oMath>
+        <m:sSubSup>
+          <m:e>
+            <m:r>
+              <m:t>x</m:t>
+            </m:r>
+          </m:e>
+          <m:sub>
+            <m:r>
+              <m:t>i</m:t>
+            </m:r>
+          </m:sub>
+          <m:sup>
+            <m:r>
+              <m:rPr>
+                <m:sty m:val="p"/>
+              </m:rPr>
+              <m:t>*</m:t>
+            </m:r>
+          </m:sup>
+        </m:sSubSup>
+      </m:oMath>
+      <w:r>
+        <w:t xml:space="preserve"> </w:t>
+      </w:r>
+      <w:r>
+        <w:t xml:space="preserve">in each subinterval</w:t>
+      </w:r>
+      <w:r>
+        <w:t xml:space="preserve"> </w:t>
+      </w:r>
+      <m:oMath>
+        <m:r>
+          <m:rPr>
+            <m:sty m:val="p"/>
+          </m:rPr>
+          <m:t>[</m:t>
+        </m:r>
+        <m:sSub>
+          <m:e>
+            <m:r>
+              <m:t>x</m:t>
+            </m:r>
+          </m:e>
+          <m:sub>
+            <m:r>
+              <m:t>i</m:t>
+            </m:r>
+            <m:r>
+              <m:rPr>
+                <m:sty m:val="p"/>
+              </m:rPr>
+              <m:t>−</m:t>
+            </m:r>
+            <m:r>
+              <m:t>1</m:t>
+            </m:r>
+          </m:sub>
+        </m:sSub>
         <m:r>
           <m:rPr>
             <m:sty m:val="p"/>
@@ -11990,7 +12226,7 @@
           <w:rPr>
             <w:rStyle w:val="Hyperlink"/>
           </w:rPr>
-          <w:t xml:space="preserve">Definition 9</w:t>
+          <w:t xml:space="preserve">Definition 11</w:t>
         </w:r>
       </w:hyperlink>
       <w:r>
@@ -12001,7 +12237,7 @@
           <w:rPr>
             <w:rStyle w:val="Hyperlink"/>
           </w:rPr>
-          <w:t xml:space="preserve">Definition 8</w:t>
+          <w:t xml:space="preserve">Definition 9</w:t>
         </w:r>
       </w:hyperlink>
       <w:r>
@@ -12271,8 +12507,8 @@
         <w:t xml:space="preserve">(Larson and Edwards 2018, sec. 4.3, p. 272)</w:t>
       </w:r>
     </w:p>
-    <w:bookmarkEnd w:id="57"/>
-    <w:bookmarkStart w:id="58" w:name="def-integrable"/>
+    <w:bookmarkEnd w:id="59"/>
+    <w:bookmarkStart w:id="60" w:name="def-integrable"/>
     <w:p>
       <w:pPr>
         <w:pStyle w:val="BodyText"/>
@@ -12282,7 +12518,7 @@
           <w:b/>
           <w:bCs/>
         </w:rPr>
-        <w:t xml:space="preserve">Definition 11 (Riemann integrable)</w:t>
+        <w:t xml:space="preserve">Definition 13 (Riemann integrable)</w:t>
       </w:r>
       <w:r>
         <w:t xml:space="preserve"> </w:t>
@@ -12354,7 +12590,7 @@
           <w:rPr>
             <w:rStyle w:val="Hyperlink"/>
           </w:rPr>
-          <w:t xml:space="preserve">Definition 9</w:t>
+          <w:t xml:space="preserve">Definition 11</w:t>
         </w:r>
       </w:hyperlink>
       <w:r>
@@ -12517,7 +12753,7 @@
           <w:rPr>
             <w:rStyle w:val="Hyperlink"/>
           </w:rPr>
-          <w:t xml:space="preserve">Definition 7</w:t>
+          <w:t xml:space="preserve">Definition 8</w:t>
         </w:r>
       </w:hyperlink>
       <w:r>
@@ -12664,7 +12900,7 @@
           <w:rPr>
             <w:rStyle w:val="Hyperlink"/>
           </w:rPr>
-          <w:t xml:space="preserve">Definition 8</w:t>
+          <w:t xml:space="preserve">Definition 9</w:t>
         </w:r>
       </w:hyperlink>
       <w:r>
@@ -12691,8 +12927,8 @@
         <w:t xml:space="preserve">(Larson and Edwards 2018, sec. 4.3, p. 272)</w:t>
       </w:r>
     </w:p>
-    <w:bookmarkEnd w:id="58"/>
-    <w:bookmarkStart w:id="59" w:name="exm-integrable-constant"/>
+    <w:bookmarkEnd w:id="60"/>
+    <w:bookmarkStart w:id="61" w:name="exm-integrable-constant"/>
     <w:p>
       <w:pPr>
         <w:pStyle w:val="BodyText"/>
@@ -13250,7 +13486,7 @@
           <w:rPr>
             <w:rStyle w:val="Hyperlink"/>
           </w:rPr>
-          <w:t xml:space="preserve">Definition 11</w:t>
+          <w:t xml:space="preserve">Definition 13</w:t>
         </w:r>
       </w:hyperlink>
       <w:r>
@@ -13319,15 +13555,15 @@
           <w:rPr>
             <w:rStyle w:val="Hyperlink"/>
           </w:rPr>
-          <w:t xml:space="preserve">Definition 10</w:t>
+          <w:t xml:space="preserve">Definition 12</w:t>
         </w:r>
       </w:hyperlink>
       <w:r>
         <w:t xml:space="preserve">).</w:t>
       </w:r>
     </w:p>
-    <w:bookmarkEnd w:id="59"/>
-    <w:bookmarkStart w:id="60" w:name="def-integrand"/>
+    <w:bookmarkEnd w:id="61"/>
+    <w:bookmarkStart w:id="62" w:name="def-integrand"/>
     <w:p>
       <w:pPr>
         <w:pStyle w:val="BodyText"/>
@@ -13337,7 +13573,7 @@
           <w:b/>
           <w:bCs/>
         </w:rPr>
-        <w:t xml:space="preserve">Definition 12 (Integrand)</w:t>
+        <w:t xml:space="preserve">Definition 14 (Integrand)</w:t>
       </w:r>
       <w:r>
         <w:t xml:space="preserve"> </w:t>
@@ -13408,7 +13644,7 @@
           <w:rPr>
             <w:rStyle w:val="Hyperlink"/>
           </w:rPr>
-          <w:t xml:space="preserve">Definition 10</w:t>
+          <w:t xml:space="preserve">Definition 12</w:t>
         </w:r>
       </w:hyperlink>
       <w:r>
@@ -13509,8 +13745,8 @@
         <w:t xml:space="preserve">.</w:t>
       </w:r>
     </w:p>
-    <w:bookmarkEnd w:id="60"/>
-    <w:bookmarkStart w:id="63" w:name="exm-integrand"/>
+    <w:bookmarkEnd w:id="62"/>
+    <w:bookmarkStart w:id="65" w:name="exm-integrand"/>
     <w:p>
       <w:pPr>
         <w:pStyle w:val="BodyText"/>
@@ -13606,7 +13842,7 @@
       <w:r>
         <w:t xml:space="preserve"> </w:t>
       </w:r>
-      <w:hyperlink r:id="rId61">
+      <w:hyperlink r:id="rId63">
         <w:r>
           <w:rPr>
             <w:rStyle w:val="Hyperlink"/>
@@ -13658,7 +13894,7 @@
       <w:r>
         <w:t xml:space="preserve"> </w:t>
       </w:r>
-      <w:hyperlink r:id="rId62">
+      <w:hyperlink r:id="rId64">
         <w:r>
           <w:rPr>
             <w:rStyle w:val="Hyperlink"/>
@@ -13946,8 +14182,8 @@
         <w:t xml:space="preserve">.</w:t>
       </w:r>
     </w:p>
-    <w:bookmarkEnd w:id="63"/>
-    <w:bookmarkStart w:id="66" w:name="rem-integrable-integral"/>
+    <w:bookmarkEnd w:id="65"/>
+    <w:bookmarkStart w:id="68" w:name="rem-integrable-integral"/>
     <w:p>
       <w:pPr>
         <w:pStyle w:val="FirstParagraph"/>
@@ -14077,7 +14313,7 @@
           <w:rPr>
             <w:rStyle w:val="Hyperlink"/>
           </w:rPr>
-          <w:t xml:space="preserve">Definition 10</w:t>
+          <w:t xml:space="preserve">Definition 12</w:t>
         </w:r>
       </w:hyperlink>
       <w:r>
@@ -14150,7 +14386,7 @@
       <w:r>
         <w:t xml:space="preserve"> </w:t>
       </w:r>
-      <w:hyperlink r:id="rId64">
+      <w:hyperlink r:id="rId66">
         <w:r>
           <w:rPr>
             <w:rStyle w:val="Hyperlink"/>
@@ -14219,7 +14455,7 @@
       <w:r>
         <w:t xml:space="preserve"> </w:t>
       </w:r>
-      <w:hyperlink r:id="rId65">
+      <w:hyperlink r:id="rId67">
         <w:r>
           <w:rPr>
             <w:rStyle w:val="Hyperlink"/>
@@ -14657,8 +14893,8 @@
         <w:t xml:space="preserve">does not exist.</w:t>
       </w:r>
     </w:p>
-    <w:bookmarkEnd w:id="66"/>
-    <w:bookmarkStart w:id="67" w:name="def-riemann-sum-equal-width"/>
+    <w:bookmarkEnd w:id="68"/>
+    <w:bookmarkStart w:id="69" w:name="def-riemann-sum-equal-width"/>
     <w:p>
       <w:pPr>
         <w:pStyle w:val="BodyText"/>
@@ -14668,7 +14904,7 @@
           <w:b/>
           <w:bCs/>
         </w:rPr>
-        <w:t xml:space="preserve">Definition 13 (Equal-width Riemann sum)</w:t>
+        <w:t xml:space="preserve">Definition 15 (Equal-width Riemann sum)</w:t>
       </w:r>
       <w:r>
         <w:t xml:space="preserve"> </w:t>
@@ -15056,8 +15292,8 @@
         </m:oMath>
       </m:oMathPara>
     </w:p>
-    <w:bookmarkEnd w:id="67"/>
-    <w:bookmarkStart w:id="68" w:name="exm-equal-width-sum"/>
+    <w:bookmarkEnd w:id="69"/>
+    <w:bookmarkStart w:id="70" w:name="exm-equal-width-sum"/>
     <w:p>
       <w:pPr>
         <w:pStyle w:val="FirstParagraph"/>
@@ -15658,7 +15894,7 @@
         </m:oMath>
       </m:oMathPara>
     </w:p>
-    <w:bookmarkEnd w:id="68"/>
+    <w:bookmarkEnd w:id="70"/>
     <w:tbl>
       <w:tblPr>
         <w:tblStyle w:val="Table"/>
@@ -15700,12 +15936,12 @@
                 <wp:inline>
                   <wp:extent cx="152400" cy="152400"/>
                   <wp:effectExtent b="0" l="0" r="0" t="0"/>
-                  <wp:docPr descr="" title="" id="69" name="Picture"/>
+                  <wp:docPr descr="" title="" id="71" name="Picture"/>
                   <a:graphic>
                     <a:graphicData uri="http://schemas.openxmlformats.org/drawingml/2006/picture">
                       <pic:pic>
                         <pic:nvPicPr>
-                          <pic:cNvPr descr="/opt/quarto/share/formats/docx/tip.png" id="70" name="Picture"/>
+                          <pic:cNvPr descr="/opt/quarto/share/formats/docx/tip.png" id="72" name="Picture"/>
                           <pic:cNvPicPr>
                             <a:picLocks noChangeArrowheads="1" noChangeAspect="1"/>
                           </pic:cNvPicPr>
@@ -15791,7 +16027,7 @@
                 <w:numId w:val="1010"/>
               </w:numPr>
             </w:pPr>
-            <w:hyperlink r:id="rId71">
+            <w:hyperlink r:id="rId73">
               <w:r>
                 <w:rPr>
                   <w:rStyle w:val="Hyperlink"/>
@@ -15808,7 +16044,7 @@
                 <w:numId w:val="1010"/>
               </w:numPr>
             </w:pPr>
-            <w:hyperlink r:id="rId72">
+            <w:hyperlink r:id="rId74">
               <w:r>
                 <w:rPr>
                   <w:rStyle w:val="Hyperlink"/>
@@ -15901,7 +16137,7 @@
       <w:r>
         <w:t xml:space="preserve"> </w:t>
       </w:r>
-      <w:hyperlink r:id="rId73">
+      <w:hyperlink r:id="rId75">
         <w:r>
           <w:rPr>
             <w:rStyle w:val="Hyperlink"/>
@@ -15958,7 +16194,7 @@
         <w:t xml:space="preserve">which says what continuity gives us.</w:t>
       </w:r>
     </w:p>
-    <w:bookmarkStart w:id="74" w:name="thm-diff-implies-cont"/>
+    <w:bookmarkStart w:id="76" w:name="thm-diff-implies-cont"/>
     <w:p>
       <w:pPr>
         <w:pStyle w:val="BodyText"/>
@@ -16053,7 +16289,7 @@
         <w:t xml:space="preserve">(Larson and Edwards 2018, Theorem 2.1, p. 106)</w:t>
       </w:r>
     </w:p>
-    <w:bookmarkEnd w:id="74"/>
+    <w:bookmarkEnd w:id="76"/>
     <w:p>
       <w:pPr>
         <w:pStyle w:val="BodyText"/>
@@ -16931,7 +17167,7 @@
         <w:t xml:space="preserve">hold.</w:t>
       </w:r>
     </w:p>
-    <w:bookmarkStart w:id="75" w:name="exm-diff-implies-cont"/>
+    <w:bookmarkStart w:id="77" w:name="exm-diff-implies-cont"/>
     <w:p>
       <w:pPr>
         <w:pStyle w:val="BodyText"/>
@@ -17134,8 +17370,8 @@
         <w:t xml:space="preserve">it is continuous everywhere.</w:t>
       </w:r>
     </w:p>
-    <w:bookmarkEnd w:id="75"/>
-    <w:bookmarkStart w:id="83" w:name="exm-cont-not-diff"/>
+    <w:bookmarkEnd w:id="77"/>
+    <w:bookmarkStart w:id="85" w:name="exm-cont-not-diff"/>
     <w:p>
       <w:pPr>
         <w:pStyle w:val="BodyText"/>
@@ -17443,7 +17679,7 @@
       <w:r>
         <w:t xml:space="preserve">(</w:t>
       </w:r>
-      <w:hyperlink r:id="rId76">
+      <w:hyperlink r:id="rId78">
         <w:r>
           <w:rPr>
             <w:rStyle w:val="Hyperlink"/>
@@ -17465,7 +17701,7 @@
       <w:r>
         <w:t xml:space="preserve"> </w:t>
       </w:r>
-      <w:hyperlink r:id="rId77">
+      <w:hyperlink r:id="rId79">
         <w:r>
           <w:rPr>
             <w:rStyle w:val="Hyperlink"/>
@@ -17482,7 +17718,7 @@
       <w:r>
         <w:t xml:space="preserve"> </w:t>
       </w:r>
-      <w:hyperlink r:id="rId78">
+      <w:hyperlink r:id="rId80">
         <w:r>
           <w:rPr>
             <w:rStyle w:val="Hyperlink"/>
@@ -17553,7 +17789,7 @@
       <w:tr>
         <w:tc>
           <w:tcPr/>
-          <w:bookmarkStart w:id="82" w:name="fig-abs-value"/>
+          <w:bookmarkStart w:id="84" w:name="fig-abs-value"/>
           <w:p>
             <w:pPr>
               <w:pStyle w:val="SourceCode"/>
@@ -17989,18 +18225,18 @@
                 <wp:inline>
                   <wp:extent cx="4620126" cy="3696101"/>
                   <wp:effectExtent b="0" l="0" r="0" t="0"/>
-                  <wp:docPr descr="" title="" id="80" name="Picture"/>
+                  <wp:docPr descr="" title="" id="82" name="Picture"/>
                   <a:graphic>
                     <a:graphicData uri="http://schemas.openxmlformats.org/drawingml/2006/picture">
                       <pic:pic>
                         <pic:nvPicPr>
-                          <pic:cNvPr descr="calculus-integration_files/figure-docx/abs-value-code-1.png" id="81" name="Picture"/>
+                          <pic:cNvPr descr="calculus-integration_files/figure-docx/abs-value-code-1.png" id="83" name="Picture"/>
                           <pic:cNvPicPr>
                             <a:picLocks noChangeArrowheads="1" noChangeAspect="1"/>
                           </pic:cNvPicPr>
                         </pic:nvPicPr>
                         <pic:blipFill>
-                          <a:blip r:embed="rId79"/>
+                          <a:blip r:embed="rId81"/>
                           <a:stretch>
                             <a:fillRect/>
                           </a:stretch>
@@ -18123,12 +18359,12 @@
               <w:t xml:space="preserve">but is continuous everywhere: no gaps or jumps.</w:t>
             </w:r>
           </w:p>
-          <w:bookmarkEnd w:id="82"/>
+          <w:bookmarkEnd w:id="84"/>
         </w:tc>
       </w:tr>
     </w:tbl>
-    <w:bookmarkEnd w:id="83"/>
-    <w:bookmarkStart w:id="84" w:name="thm-cont-implies-int"/>
+    <w:bookmarkEnd w:id="85"/>
+    <w:bookmarkStart w:id="86" w:name="thm-cont-implies-int"/>
     <w:p>
       <w:pPr>
         <w:pStyle w:val="BodyText"/>
@@ -18314,8 +18550,8 @@
         <w:t xml:space="preserve">(Larson and Edwards 2018, Theorem 4.4, p. 272)</w:t>
       </w:r>
     </w:p>
-    <w:bookmarkEnd w:id="84"/>
-    <w:bookmarkStart w:id="86" w:name="exm-cont-implies-int"/>
+    <w:bookmarkEnd w:id="86"/>
+    <w:bookmarkStart w:id="88" w:name="exm-cont-implies-int"/>
     <w:p>
       <w:pPr>
         <w:pStyle w:val="BodyText"/>
@@ -18336,7 +18572,7 @@
       <w:r>
         <w:t xml:space="preserve"> </w:t>
       </w:r>
-      <w:hyperlink r:id="rId85">
+      <w:hyperlink r:id="rId87">
         <w:r>
           <w:rPr>
             <w:rStyle w:val="Hyperlink"/>
@@ -18427,8 +18663,8 @@
         <w:t xml:space="preserve">.</w:t>
       </w:r>
     </w:p>
-    <w:bookmarkEnd w:id="86"/>
-    <w:bookmarkStart w:id="91" w:name="exm-int-not-cont"/>
+    <w:bookmarkEnd w:id="88"/>
+    <w:bookmarkStart w:id="93" w:name="exm-int-not-cont"/>
     <w:p>
       <w:pPr>
         <w:pStyle w:val="BodyText"/>
@@ -18614,7 +18850,7 @@
           <w:rPr>
             <w:rStyle w:val="Hyperlink"/>
           </w:rPr>
-          <w:t xml:space="preserve">Definition 5</w:t>
+          <w:t xml:space="preserve">Definition 6</w:t>
         </w:r>
       </w:hyperlink>
       <w:r>
@@ -18982,7 +19218,7 @@
       <w:tr>
         <w:tc>
           <w:tcPr/>
-          <w:bookmarkStart w:id="90" w:name="fig-step"/>
+          <w:bookmarkStart w:id="92" w:name="fig-step"/>
           <w:p>
             <w:pPr>
               <w:pStyle w:val="SourceCode"/>
@@ -20360,18 +20596,18 @@
                 <wp:inline>
                   <wp:extent cx="4620126" cy="3696101"/>
                   <wp:effectExtent b="0" l="0" r="0" t="0"/>
-                  <wp:docPr descr="" title="" id="88" name="Picture"/>
+                  <wp:docPr descr="" title="" id="90" name="Picture"/>
                   <a:graphic>
                     <a:graphicData uri="http://schemas.openxmlformats.org/drawingml/2006/picture">
                       <pic:pic>
                         <pic:nvPicPr>
-                          <pic:cNvPr descr="calculus-integration_files/figure-docx/step-code-1.png" id="89" name="Picture"/>
+                          <pic:cNvPr descr="calculus-integration_files/figure-docx/step-code-1.png" id="91" name="Picture"/>
                           <pic:cNvPicPr>
                             <a:picLocks noChangeArrowheads="1" noChangeAspect="1"/>
                           </pic:cNvPicPr>
                         </pic:nvPicPr>
                         <pic:blipFill>
-                          <a:blip r:embed="rId87"/>
+                          <a:blip r:embed="rId89"/>
                           <a:stretch>
                             <a:fillRect/>
                           </a:stretch>
@@ -20636,11 +20872,11 @@
               <w:t xml:space="preserve">.</w:t>
             </w:r>
           </w:p>
-          <w:bookmarkEnd w:id="90"/>
+          <w:bookmarkEnd w:id="92"/>
         </w:tc>
       </w:tr>
     </w:tbl>
-    <w:bookmarkEnd w:id="91"/>
+    <w:bookmarkEnd w:id="93"/>
     <w:p>
       <w:pPr>
         <w:pStyle w:val="BodyText"/>
@@ -20848,7 +21084,7 @@
         <w:t xml:space="preserve">show that neither implication reverses in general.</w:t>
       </w:r>
     </w:p>
-    <w:bookmarkStart w:id="92" w:name="thm-riemann-general"/>
+    <w:bookmarkStart w:id="94" w:name="thm-riemann-general"/>
     <w:p>
       <w:pPr>
         <w:pStyle w:val="BodyText"/>
@@ -20920,7 +21156,7 @@
           <w:rPr>
             <w:rStyle w:val="Hyperlink"/>
           </w:rPr>
-          <w:t xml:space="preserve">Definition 11</w:t>
+          <w:t xml:space="preserve">Definition 13</w:t>
         </w:r>
       </w:hyperlink>
       <w:r>
@@ -20971,7 +21207,7 @@
           <w:rPr>
             <w:rStyle w:val="Hyperlink"/>
           </w:rPr>
-          <w:t xml:space="preserve">Definition 13</w:t>
+          <w:t xml:space="preserve">Definition 15</w:t>
         </w:r>
       </w:hyperlink>
       <w:r>
@@ -21088,7 +21324,7 @@
         </m:oMath>
       </m:oMathPara>
     </w:p>
-    <w:bookmarkEnd w:id="92"/>
+    <w:bookmarkEnd w:id="94"/>
     <w:p>
       <w:pPr>
         <w:pStyle w:val="FirstParagraph"/>
@@ -21160,7 +21396,7 @@
           <w:rPr>
             <w:rStyle w:val="Hyperlink"/>
           </w:rPr>
-          <w:t xml:space="preserve">Definition 8</w:t>
+          <w:t xml:space="preserve">Definition 9</w:t>
         </w:r>
       </w:hyperlink>
       <w:r>
@@ -21290,7 +21526,7 @@
           <w:rPr>
             <w:rStyle w:val="Hyperlink"/>
           </w:rPr>
-          <w:t xml:space="preserve">Definition 10</w:t>
+          <w:t xml:space="preserve">Definition 12</w:t>
         </w:r>
       </w:hyperlink>
       <w:r>
@@ -21326,7 +21562,7 @@
         <w:t xml:space="preserve">has that value along this sequence too.</w:t>
       </w:r>
     </w:p>
-    <w:bookmarkStart w:id="93" w:name="exm-riemann-equal-width"/>
+    <w:bookmarkStart w:id="95" w:name="exm-riemann-equal-width"/>
     <w:p>
       <w:pPr>
         <w:pStyle w:val="BodyText"/>
@@ -22254,9 +22490,9 @@
         <w:t xml:space="preserve">.</w:t>
       </w:r>
     </w:p>
-    <w:bookmarkEnd w:id="93"/>
-    <w:bookmarkEnd w:id="94"/>
-    <w:bookmarkStart w:id="170" w:name="fundamental-theorem-of-calculus"/>
+    <w:bookmarkEnd w:id="95"/>
+    <w:bookmarkEnd w:id="96"/>
+    <w:bookmarkStart w:id="174" w:name="fundamental-theorem-of-calculus"/>
     <w:p>
       <w:pPr>
         <w:pStyle w:val="Heading3"/>
@@ -22265,7 +22501,7 @@
         <w:t xml:space="preserve">1.3 Fundamental Theorem of Calculus</w:t>
       </w:r>
     </w:p>
-    <w:bookmarkStart w:id="95" w:name="def-accumulation-function"/>
+    <w:bookmarkStart w:id="97" w:name="def-accumulation-function"/>
     <w:p>
       <w:pPr>
         <w:pStyle w:val="FirstParagraph"/>
@@ -22275,7 +22511,7 @@
           <w:b/>
           <w:bCs/>
         </w:rPr>
-        <w:t xml:space="preserve">Definition 14 (Accumulation function)</w:t>
+        <w:t xml:space="preserve">Definition 16 (Accumulation function)</w:t>
       </w:r>
       <w:r>
         <w:t xml:space="preserve"> </w:t>
@@ -22337,7 +22573,7 @@
           <w:rPr>
             <w:rStyle w:val="Hyperlink"/>
           </w:rPr>
-          <w:t xml:space="preserve">Definition 11</w:t>
+          <w:t xml:space="preserve">Definition 13</w:t>
         </w:r>
       </w:hyperlink>
       <w:r>
@@ -22703,8 +22939,8 @@
         <w:t xml:space="preserve">.</w:t>
       </w:r>
     </w:p>
-    <w:bookmarkEnd w:id="95"/>
-    <w:bookmarkStart w:id="96" w:name="exm-accumulation-function"/>
+    <w:bookmarkEnd w:id="97"/>
+    <w:bookmarkStart w:id="98" w:name="exm-accumulation-function"/>
     <w:p>
       <w:pPr>
         <w:pStyle w:val="BodyText"/>
@@ -23329,8 +23565,8 @@
         <w:t xml:space="preserve">.</w:t>
       </w:r>
     </w:p>
-    <w:bookmarkEnd w:id="96"/>
-    <w:bookmarkStart w:id="97" w:name="rem-accumulation-function-dummy-variable"/>
+    <w:bookmarkEnd w:id="98"/>
+    <w:bookmarkStart w:id="100" w:name="rem-accumulation-function-dummy-variable"/>
     <w:p>
       <w:pPr>
         <w:pStyle w:val="BodyText"/>
@@ -23410,7 +23646,7 @@
       <w:r>
         <w:t xml:space="preserve"> </w:t>
       </w:r>
-      <w:hyperlink r:id="rId62">
+      <w:hyperlink r:id="rId99">
         <w:r>
           <w:rPr>
             <w:rStyle w:val="Hyperlink"/>
@@ -23422,15 +23658,15 @@
         <w:t xml:space="preserve">.</w:t>
       </w:r>
     </w:p>
-    <w:bookmarkEnd w:id="97"/>
+    <w:bookmarkEnd w:id="100"/>
     <w:p>
       <w:pPr>
         <w:pStyle w:val="BodyText"/>
       </w:pPr>
-      <w:bookmarkStart w:id="98" w:name="thm-ftc"/>
-      <w:bookmarkEnd w:id="98"/>
+      <w:bookmarkStart w:id="101" w:name="thm-ftc"/>
+      <w:bookmarkEnd w:id="101"/>
     </w:p>
-    <w:bookmarkStart w:id="103" w:name="thm-ftc-part1"/>
+    <w:bookmarkStart w:id="106" w:name="thm-ftc-part1"/>
     <w:p>
       <w:pPr>
         <w:pStyle w:val="BodyText"/>
@@ -23659,7 +23895,7 @@
           <w:rPr>
             <w:rStyle w:val="Hyperlink"/>
           </w:rPr>
-          <w:t xml:space="preserve">Definition 14</w:t>
+          <w:t xml:space="preserve">Definition 16</w:t>
         </w:r>
       </w:hyperlink>
       <w:r>
@@ -23690,7 +23926,7 @@
       <w:pPr>
         <w:pStyle w:val="BodyText"/>
       </w:pPr>
-      <w:bookmarkStart w:id="99" w:name="eq-ftc-deriv-of-integral"/>
+      <w:bookmarkStart w:id="102" w:name="eq-ftc-deriv-of-integral"/>
       <m:oMathPara>
         <m:oMathParaPr>
           <m:jc m:val="center"/>
@@ -23811,7 +24047,7 @@
           </m:r>
         </m:oMath>
       </m:oMathPara>
-      <w:bookmarkEnd w:id="99"/>
+      <w:bookmarkEnd w:id="102"/>
     </w:p>
     <w:tbl>
       <w:tblPr>
@@ -23854,18 +24090,18 @@
                 <wp:inline>
                   <wp:extent cx="152400" cy="152400"/>
                   <wp:effectExtent b="0" l="0" r="0" t="0"/>
-                  <wp:docPr descr="" title="" id="101" name="Picture"/>
+                  <wp:docPr descr="" title="" id="104" name="Picture"/>
                   <a:graphic>
                     <a:graphicData uri="http://schemas.openxmlformats.org/drawingml/2006/picture">
                       <pic:pic>
                         <pic:nvPicPr>
-                          <pic:cNvPr descr="/opt/quarto/share/formats/docx/note.png" id="102" name="Picture"/>
+                          <pic:cNvPr descr="/opt/quarto/share/formats/docx/note.png" id="105" name="Picture"/>
                           <pic:cNvPicPr>
                             <a:picLocks noChangeArrowheads="1" noChangeAspect="1"/>
                           </pic:cNvPicPr>
                         </pic:nvPicPr>
                         <pic:blipFill>
-                          <a:blip r:embed="rId100"/>
+                          <a:blip r:embed="rId103"/>
                           <a:stretch>
                             <a:fillRect/>
                           </a:stretch>
@@ -24042,7 +24278,7 @@
                 <w:rPr>
                   <w:rStyle w:val="Hyperlink"/>
                 </w:rPr>
-                <w:t xml:space="preserve">Definition 11</w:t>
+                <w:t xml:space="preserve">Definition 13</w:t>
               </w:r>
             </w:hyperlink>
             <w:r>
@@ -24095,7 +24331,7 @@
                 <w:rPr>
                   <w:rStyle w:val="Hyperlink"/>
                 </w:rPr>
-                <w:t xml:space="preserve">Definition 5</w:t>
+                <w:t xml:space="preserve">Definition 6</w:t>
               </w:r>
             </w:hyperlink>
             <w:r>
@@ -24123,8 +24359,8 @@
         <w:t xml:space="preserve">(Larson and Edwards 2018, Theorem 4.11, p. 288)</w:t>
       </w:r>
     </w:p>
-    <w:bookmarkEnd w:id="103"/>
-    <w:bookmarkStart w:id="106" w:name="thm-ftc-part2"/>
+    <w:bookmarkEnd w:id="106"/>
+    <w:bookmarkStart w:id="109" w:name="thm-ftc-part2"/>
     <w:p>
       <w:pPr>
         <w:pStyle w:val="BodyText"/>
@@ -24450,7 +24686,7 @@
       <w:pPr>
         <w:pStyle w:val="BodyText"/>
       </w:pPr>
-      <w:bookmarkStart w:id="104" w:name="eq-ftc-part2"/>
+      <w:bookmarkStart w:id="107" w:name="eq-ftc-part2"/>
       <m:oMathPara>
         <m:oMathParaPr>
           <m:jc m:val="center"/>
@@ -24571,7 +24807,7 @@
           </m:r>
         </m:oMath>
       </m:oMathPara>
-      <w:bookmarkEnd w:id="104"/>
+      <w:bookmarkEnd w:id="107"/>
     </w:p>
     <w:p>
       <w:pPr>
@@ -24641,7 +24877,7 @@
       <w:pPr>
         <w:pStyle w:val="BodyText"/>
       </w:pPr>
-      <w:bookmarkStart w:id="105" w:name="eq-ftc-integral-of-deriv"/>
+      <w:bookmarkStart w:id="108" w:name="eq-ftc-integral-of-deriv"/>
       <m:oMathPara>
         <m:oMathParaPr>
           <m:jc m:val="center"/>
@@ -24774,7 +25010,7 @@
           </m:r>
         </m:oMath>
       </m:oMathPara>
-      <w:bookmarkEnd w:id="105"/>
+      <w:bookmarkEnd w:id="108"/>
     </w:p>
     <w:p>
       <w:pPr>
@@ -24902,7 +25138,7 @@
         <w:t xml:space="preserve">(Banner 2007, chap. 18; Larson and Edwards 2018, Theorem 4.9, p. 282)</w:t>
       </w:r>
     </w:p>
-    <w:bookmarkEnd w:id="106"/>
+    <w:bookmarkEnd w:id="109"/>
     <w:p>
       <w:pPr>
         <w:pStyle w:val="BodyText"/>
@@ -25269,7 +25505,7 @@
         <w:t xml:space="preserve">a common situation in applied statistics.</w:t>
       </w:r>
     </w:p>
-    <w:bookmarkStart w:id="107" w:name="def-evaluation-bracket"/>
+    <w:bookmarkStart w:id="110" w:name="def-evaluation-bracket"/>
     <w:p>
       <w:pPr>
         <w:pStyle w:val="BodyText"/>
@@ -25279,7 +25515,7 @@
           <w:b/>
           <w:bCs/>
         </w:rPr>
-        <w:t xml:space="preserve">Definition 15 (Evaluation bracket)</w:t>
+        <w:t xml:space="preserve">Definition 17 (Evaluation bracket)</w:t>
       </w:r>
       <w:r>
         <w:t xml:space="preserve"> </w:t>
@@ -25652,7 +25888,7 @@
       <w:r>
         <w:t xml:space="preserve"> </w:t>
       </w:r>
-      <w:hyperlink r:id="rId62">
+      <w:hyperlink r:id="rId64">
         <w:r>
           <w:rPr>
             <w:rStyle w:val="Hyperlink"/>
@@ -25686,8 +25922,8 @@
         <w:t xml:space="preserve">).</w:t>
       </w:r>
     </w:p>
-    <w:bookmarkEnd w:id="107"/>
-    <w:bookmarkStart w:id="108" w:name="exm-evaluation-bracket"/>
+    <w:bookmarkEnd w:id="110"/>
+    <w:bookmarkStart w:id="111" w:name="exm-evaluation-bracket"/>
     <w:p>
       <w:pPr>
         <w:pStyle w:val="BodyText"/>
@@ -26149,8 +26385,8 @@
         </m:oMath>
       </m:oMathPara>
     </w:p>
-    <w:bookmarkEnd w:id="108"/>
-    <w:bookmarkStart w:id="109" w:name="rem-evaluation-bracket-ftc"/>
+    <w:bookmarkEnd w:id="111"/>
+    <w:bookmarkStart w:id="112" w:name="rem-evaluation-bracket-ftc"/>
     <w:p>
       <w:pPr>
         <w:pStyle w:val="FirstParagraph"/>
@@ -26335,8 +26571,8 @@
         <w:t xml:space="preserve">.</w:t>
       </w:r>
     </w:p>
-    <w:bookmarkEnd w:id="109"/>
-    <w:bookmarkStart w:id="110" w:name="exr-miller-int-polynomial"/>
+    <w:bookmarkEnd w:id="112"/>
+    <w:bookmarkStart w:id="113" w:name="exr-miller-int-polynomial"/>
     <w:p>
       <w:pPr>
         <w:pStyle w:val="BodyText"/>
@@ -26464,8 +26700,8 @@
         </m:oMath>
       </m:oMathPara>
     </w:p>
-    <w:bookmarkEnd w:id="110"/>
-    <w:bookmarkStart w:id="111" w:name="sol-miller-int-polynomial"/>
+    <w:bookmarkEnd w:id="113"/>
+    <w:bookmarkStart w:id="114" w:name="sol-miller-int-polynomial"/>
     <w:p>
       <w:pPr>
         <w:pStyle w:val="FirstParagraph"/>
@@ -26833,8 +27069,8 @@
         </m:oMath>
       </m:oMathPara>
     </w:p>
-    <w:bookmarkEnd w:id="111"/>
-    <w:bookmarkStart w:id="112" w:name="exr-miller-int-quadratic-complete"/>
+    <w:bookmarkEnd w:id="114"/>
+    <w:bookmarkStart w:id="115" w:name="exr-miller-int-quadratic-complete"/>
     <w:p>
       <w:pPr>
         <w:pStyle w:val="FirstParagraph"/>
@@ -26956,8 +27192,8 @@
         </m:oMath>
       </m:oMathPara>
     </w:p>
-    <w:bookmarkEnd w:id="112"/>
-    <w:bookmarkStart w:id="113" w:name="sol-miller-int-quadratic-complete"/>
+    <w:bookmarkEnd w:id="115"/>
+    <w:bookmarkStart w:id="116" w:name="sol-miller-int-quadratic-complete"/>
     <w:p>
       <w:pPr>
         <w:pStyle w:val="FirstParagraph"/>
@@ -27587,8 +27823,8 @@
         </m:oMath>
       </m:oMathPara>
     </w:p>
-    <w:bookmarkEnd w:id="113"/>
-    <w:bookmarkStart w:id="114" w:name="exr-miller-int-composite-power"/>
+    <w:bookmarkEnd w:id="116"/>
+    <w:bookmarkStart w:id="117" w:name="exr-miller-int-composite-power"/>
     <w:p>
       <w:pPr>
         <w:pStyle w:val="FirstParagraph"/>
@@ -27719,8 +27955,8 @@
         </m:oMath>
       </m:oMathPara>
     </w:p>
-    <w:bookmarkEnd w:id="114"/>
-    <w:bookmarkStart w:id="115" w:name="sol-miller-int-composite-power"/>
+    <w:bookmarkEnd w:id="117"/>
+    <w:bookmarkStart w:id="118" w:name="sol-miller-int-composite-power"/>
     <w:p>
       <w:pPr>
         <w:pStyle w:val="FirstParagraph"/>
@@ -28529,8 +28765,8 @@
         <w:t xml:space="preserve">) to be present as a factor in the integrand.</w:t>
       </w:r>
     </w:p>
-    <w:bookmarkEnd w:id="115"/>
-    <w:bookmarkStart w:id="116" w:name="exr-miller-int-trig-symmetry"/>
+    <w:bookmarkEnd w:id="118"/>
+    <w:bookmarkStart w:id="119" w:name="exr-miller-int-trig-symmetry"/>
     <w:p>
       <w:pPr>
         <w:pStyle w:val="BodyText"/>
@@ -28694,8 +28930,8 @@
         </m:oMath>
       </m:oMathPara>
     </w:p>
-    <w:bookmarkEnd w:id="116"/>
-    <w:bookmarkStart w:id="117" w:name="sol-miller-int-trig-symmetry"/>
+    <w:bookmarkEnd w:id="119"/>
+    <w:bookmarkStart w:id="120" w:name="sol-miller-int-trig-symmetry"/>
     <w:p>
       <w:pPr>
         <w:pStyle w:val="FirstParagraph"/>
@@ -29715,8 +29951,8 @@
         </m:oMath>
       </m:oMathPara>
     </w:p>
-    <w:bookmarkEnd w:id="117"/>
-    <w:bookmarkStart w:id="118" w:name="exr-miller-int-polynomial-symmetry"/>
+    <w:bookmarkEnd w:id="120"/>
+    <w:bookmarkStart w:id="121" w:name="exr-miller-int-polynomial-symmetry"/>
     <w:p>
       <w:pPr>
         <w:pStyle w:val="FirstParagraph"/>
@@ -29865,8 +30101,8 @@
         </m:oMath>
       </m:oMathPara>
     </w:p>
-    <w:bookmarkEnd w:id="118"/>
-    <w:bookmarkStart w:id="119" w:name="sol-miller-int-polynomial-symmetry"/>
+    <w:bookmarkEnd w:id="121"/>
+    <w:bookmarkStart w:id="122" w:name="sol-miller-int-polynomial-symmetry"/>
     <w:p>
       <w:pPr>
         <w:pStyle w:val="FirstParagraph"/>
@@ -30443,8 +30679,8 @@
         </m:oMath>
       </m:oMathPara>
     </w:p>
-    <w:bookmarkEnd w:id="119"/>
-    <w:bookmarkStart w:id="120" w:name="exr-miller-int-log-substitution"/>
+    <w:bookmarkEnd w:id="122"/>
+    <w:bookmarkStart w:id="123" w:name="exr-miller-int-log-substitution"/>
     <w:p>
       <w:pPr>
         <w:pStyle w:val="FirstParagraph"/>
@@ -30554,8 +30790,8 @@
         </m:oMath>
       </m:oMathPara>
     </w:p>
-    <w:bookmarkEnd w:id="120"/>
-    <w:bookmarkStart w:id="121" w:name="sol-miller-int-log-substitution"/>
+    <w:bookmarkEnd w:id="123"/>
+    <w:bookmarkStart w:id="124" w:name="sol-miller-int-log-substitution"/>
     <w:p>
       <w:pPr>
         <w:pStyle w:val="FirstParagraph"/>
@@ -31276,8 +31512,8 @@
         <w:t xml:space="preserve">must be one-to-one on the domain of integration.</w:t>
       </w:r>
     </w:p>
-    <w:bookmarkEnd w:id="121"/>
-    <w:bookmarkStart w:id="122" w:name="exr-miller-int-power-substitution"/>
+    <w:bookmarkEnd w:id="124"/>
+    <w:bookmarkStart w:id="125" w:name="exr-miller-int-power-substitution"/>
     <w:p>
       <w:pPr>
         <w:pStyle w:val="BodyText"/>
@@ -31432,8 +31668,8 @@
         </m:oMath>
       </m:oMathPara>
     </w:p>
-    <w:bookmarkEnd w:id="122"/>
-    <w:bookmarkStart w:id="123" w:name="sol-miller-int-power-substitution"/>
+    <w:bookmarkEnd w:id="125"/>
+    <w:bookmarkStart w:id="126" w:name="sol-miller-int-power-substitution"/>
     <w:p>
       <w:pPr>
         <w:pStyle w:val="FirstParagraph"/>
@@ -32210,8 +32446,8 @@
         </m:oMath>
       </m:oMathPara>
     </w:p>
-    <w:bookmarkEnd w:id="123"/>
-    <w:bookmarkStart w:id="124" w:name="exr-miller-int-trig-substitution"/>
+    <w:bookmarkEnd w:id="126"/>
+    <w:bookmarkStart w:id="127" w:name="exr-miller-int-trig-substitution"/>
     <w:p>
       <w:pPr>
         <w:pStyle w:val="FirstParagraph"/>
@@ -32324,8 +32560,8 @@
         </m:oMath>
       </m:oMathPara>
     </w:p>
-    <w:bookmarkEnd w:id="124"/>
-    <w:bookmarkStart w:id="125" w:name="sol-miller-int-trig-substitution"/>
+    <w:bookmarkEnd w:id="127"/>
+    <w:bookmarkStart w:id="128" w:name="sol-miller-int-trig-substitution"/>
     <w:p>
       <w:pPr>
         <w:pStyle w:val="FirstParagraph"/>
@@ -32868,8 +33104,8 @@
         </m:oMath>
       </m:oMathPara>
     </w:p>
-    <w:bookmarkEnd w:id="125"/>
-    <w:bookmarkStart w:id="126" w:name="exr-miller-int-by-parts-gaussian"/>
+    <w:bookmarkEnd w:id="128"/>
+    <w:bookmarkStart w:id="129" w:name="exr-miller-int-by-parts-gaussian"/>
     <w:p>
       <w:pPr>
         <w:pStyle w:val="FirstParagraph"/>
@@ -33010,8 +33246,8 @@
         </m:oMath>
       </m:oMathPara>
     </w:p>
-    <w:bookmarkEnd w:id="126"/>
-    <w:bookmarkStart w:id="127" w:name="sol-miller-int-by-parts-gaussian"/>
+    <w:bookmarkEnd w:id="129"/>
+    <w:bookmarkStart w:id="130" w:name="sol-miller-int-by-parts-gaussian"/>
     <w:p>
       <w:pPr>
         <w:pStyle w:val="FirstParagraph"/>
@@ -34503,8 +34739,8 @@
         </m:oMath>
       </m:oMathPara>
     </w:p>
-    <w:bookmarkEnd w:id="127"/>
-    <w:bookmarkStart w:id="137" w:name="exm-ftc-part1-accumulation"/>
+    <w:bookmarkEnd w:id="130"/>
+    <w:bookmarkStart w:id="140" w:name="exm-ftc-part1-accumulation"/>
     <w:p>
       <w:pPr>
         <w:pStyle w:val="FirstParagraph"/>
@@ -35259,7 +35495,7 @@
         <w:t xml:space="preserve">).</w:t>
       </w:r>
     </w:p>
-    <w:bookmarkStart w:id="136" w:name="fig-ftc-part1"/>
+    <w:bookmarkStart w:id="139" w:name="fig-ftc-part1"/>
     <w:tbl>
       <w:tblPr>
         <w:tblStyle w:val="Table"/>
@@ -35287,7 +35523,7 @@
             <w:tr>
               <w:tc>
                 <w:tcPr/>
-                <w:bookmarkStart w:id="131" w:name="fig-ftc-part1-left"/>
+                <w:bookmarkStart w:id="134" w:name="fig-ftc-part1-left"/>
                 <w:p>
                   <w:pPr>
                     <w:pStyle w:val="SourceCode"/>
@@ -36139,18 +36375,18 @@
                       <wp:inline>
                         <wp:extent cx="2971800" cy="2377440"/>
                         <wp:effectExtent b="0" l="0" r="0" t="0"/>
-                        <wp:docPr descr="" title="" id="129" name="Picture"/>
+                        <wp:docPr descr="" title="" id="132" name="Picture"/>
                         <a:graphic>
                           <a:graphicData uri="http://schemas.openxmlformats.org/drawingml/2006/picture">
                             <pic:pic>
                               <pic:nvPicPr>
-                                <pic:cNvPr descr="calculus-integration_files/figure-docx/ftc-part1-left-code-1.png" id="130" name="Picture"/>
+                                <pic:cNvPr descr="calculus-integration_files/figure-docx/ftc-part1-left-code-1.png" id="133" name="Picture"/>
                                 <pic:cNvPicPr>
                                   <a:picLocks noChangeArrowheads="1" noChangeAspect="1"/>
                                 </pic:cNvPicPr>
                               </pic:nvPicPr>
                               <pic:blipFill>
-                                <a:blip r:embed="rId128"/>
+                                <a:blip r:embed="rId131"/>
                                 <a:stretch>
                                   <a:fillRect/>
                                 </a:stretch>
@@ -36314,7 +36550,7 @@
                     <w:t xml:space="preserve">.</w:t>
                   </w:r>
                 </w:p>
-                <w:bookmarkEnd w:id="131"/>
+                <w:bookmarkEnd w:id="134"/>
               </w:tc>
             </w:tr>
           </w:tbl>
@@ -36365,7 +36601,7 @@
             <w:tr>
               <w:tc>
                 <w:tcPr/>
-                <w:bookmarkStart w:id="135" w:name="fig-ftc-part1-right"/>
+                <w:bookmarkStart w:id="138" w:name="fig-ftc-part1-right"/>
                 <w:p>
                   <w:pPr>
                     <w:pStyle w:val="SourceCode"/>
@@ -37445,18 +37681,18 @@
                       <wp:inline>
                         <wp:extent cx="2971800" cy="2377440"/>
                         <wp:effectExtent b="0" l="0" r="0" t="0"/>
-                        <wp:docPr descr="" title="" id="133" name="Picture"/>
+                        <wp:docPr descr="" title="" id="136" name="Picture"/>
                         <a:graphic>
                           <a:graphicData uri="http://schemas.openxmlformats.org/drawingml/2006/picture">
                             <pic:pic>
                               <pic:nvPicPr>
-                                <pic:cNvPr descr="calculus-integration_files/figure-docx/ftc-part1-right-code-1.png" id="134" name="Picture"/>
+                                <pic:cNvPr descr="calculus-integration_files/figure-docx/ftc-part1-right-code-1.png" id="137" name="Picture"/>
                                 <pic:cNvPicPr>
                                   <a:picLocks noChangeArrowheads="1" noChangeAspect="1"/>
                                 </pic:cNvPicPr>
                               </pic:nvPicPr>
                               <pic:blipFill>
-                                <a:blip r:embed="rId132"/>
+                                <a:blip r:embed="rId135"/>
                                 <a:stretch>
                                   <a:fillRect/>
                                 </a:stretch>
@@ -37593,7 +37829,7 @@
                     <w:t xml:space="preserve">.</w:t>
                   </w:r>
                 </w:p>
-                <w:bookmarkEnd w:id="135"/>
+                <w:bookmarkEnd w:id="138"/>
               </w:tc>
             </w:tr>
           </w:tbl>
@@ -37930,9 +38166,9 @@
         <w:t xml:space="preserve">.</w:t>
       </w:r>
     </w:p>
-    <w:bookmarkEnd w:id="136"/>
-    <w:bookmarkEnd w:id="137"/>
-    <w:bookmarkStart w:id="151" w:name="exm-ftc-cdf-pdf"/>
+    <w:bookmarkEnd w:id="139"/>
+    <w:bookmarkEnd w:id="140"/>
+    <w:bookmarkStart w:id="154" w:name="exm-ftc-cdf-pdf"/>
     <w:p>
       <w:pPr>
         <w:pStyle w:val="BodyText"/>
@@ -38054,7 +38290,7 @@
       <w:r>
         <w:t xml:space="preserve"> </w:t>
       </w:r>
-      <w:hyperlink r:id="rId138">
+      <w:hyperlink r:id="rId141">
         <w:r>
           <w:rPr>
             <w:rStyle w:val="Hyperlink"/>
@@ -38071,7 +38307,7 @@
       <w:r>
         <w:t xml:space="preserve"> </w:t>
       </w:r>
-      <w:hyperlink r:id="rId139">
+      <w:hyperlink r:id="rId142">
         <w:r>
           <w:rPr>
             <w:rStyle w:val="Hyperlink"/>
@@ -38114,7 +38350,7 @@
       <w:r>
         <w:t xml:space="preserve"> </w:t>
       </w:r>
-      <w:hyperlink r:id="rId140">
+      <w:hyperlink r:id="rId143">
         <w:r>
           <w:rPr>
             <w:rStyle w:val="Hyperlink"/>
@@ -38258,7 +38494,7 @@
       <w:r>
         <w:t xml:space="preserve"> </w:t>
       </w:r>
-      <w:hyperlink r:id="rId141">
+      <w:hyperlink r:id="rId144">
         <w:r>
           <w:rPr>
             <w:rStyle w:val="Hyperlink"/>
@@ -40174,7 +40410,7 @@
         <w:t xml:space="preserve">.</w:t>
       </w:r>
     </w:p>
-    <w:bookmarkStart w:id="150" w:name="fig-exp-pdf-cdf"/>
+    <w:bookmarkStart w:id="153" w:name="fig-exp-pdf-cdf"/>
     <w:tbl>
       <w:tblPr>
         <w:tblStyle w:val="Table"/>
@@ -40202,7 +40438,7 @@
             <w:tr>
               <w:tc>
                 <w:tcPr/>
-                <w:bookmarkStart w:id="145" w:name="fig-exp-pdf-cdf-pdf"/>
+                <w:bookmarkStart w:id="148" w:name="fig-exp-pdf-cdf-pdf"/>
                 <w:p>
                   <w:pPr>
                     <w:pStyle w:val="SourceCode"/>
@@ -40823,18 +41059,18 @@
                       <wp:inline>
                         <wp:extent cx="2971800" cy="2377440"/>
                         <wp:effectExtent b="0" l="0" r="0" t="0"/>
-                        <wp:docPr descr="" title="" id="143" name="Picture"/>
+                        <wp:docPr descr="" title="" id="146" name="Picture"/>
                         <a:graphic>
                           <a:graphicData uri="http://schemas.openxmlformats.org/drawingml/2006/picture">
                             <pic:pic>
                               <pic:nvPicPr>
-                                <pic:cNvPr descr="calculus-integration_files/figure-docx/exp-pdf-cdf-pdf-code-1.png" id="144" name="Picture"/>
+                                <pic:cNvPr descr="calculus-integration_files/figure-docx/exp-pdf-cdf-pdf-code-1.png" id="147" name="Picture"/>
                                 <pic:cNvPicPr>
                                   <a:picLocks noChangeArrowheads="1" noChangeAspect="1"/>
                                 </pic:cNvPicPr>
                               </pic:nvPicPr>
                               <pic:blipFill>
-                                <a:blip r:embed="rId142"/>
+                                <a:blip r:embed="rId145"/>
                                 <a:stretch>
                                   <a:fillRect/>
                                 </a:stretch>
@@ -40930,7 +41166,7 @@
                     <w:t xml:space="preserve">.</w:t>
                   </w:r>
                 </w:p>
-                <w:bookmarkEnd w:id="145"/>
+                <w:bookmarkEnd w:id="148"/>
               </w:tc>
             </w:tr>
           </w:tbl>
@@ -40980,7 +41216,7 @@
             <w:tr>
               <w:tc>
                 <w:tcPr/>
-                <w:bookmarkStart w:id="149" w:name="fig-exp-pdf-cdf-cdf"/>
+                <w:bookmarkStart w:id="152" w:name="fig-exp-pdf-cdf-cdf"/>
                 <w:p>
                   <w:pPr>
                     <w:pStyle w:val="SourceCode"/>
@@ -41826,18 +42062,18 @@
                       <wp:inline>
                         <wp:extent cx="2971800" cy="2377440"/>
                         <wp:effectExtent b="0" l="0" r="0" t="0"/>
-                        <wp:docPr descr="" title="" id="147" name="Picture"/>
+                        <wp:docPr descr="" title="" id="150" name="Picture"/>
                         <a:graphic>
                           <a:graphicData uri="http://schemas.openxmlformats.org/drawingml/2006/picture">
                             <pic:pic>
                               <pic:nvPicPr>
-                                <pic:cNvPr descr="calculus-integration_files/figure-docx/exp-pdf-cdf-cdf-code-1.png" id="148" name="Picture"/>
+                                <pic:cNvPr descr="calculus-integration_files/figure-docx/exp-pdf-cdf-cdf-code-1.png" id="151" name="Picture"/>
                                 <pic:cNvPicPr>
                                   <a:picLocks noChangeArrowheads="1" noChangeAspect="1"/>
                                 </pic:cNvPicPr>
                               </pic:nvPicPr>
                               <pic:blipFill>
-                                <a:blip r:embed="rId146"/>
+                                <a:blip r:embed="rId149"/>
                                 <a:stretch>
                                   <a:fillRect/>
                                 </a:stretch>
@@ -41933,7 +42169,7 @@
                     <w:t xml:space="preserve">.</w:t>
                   </w:r>
                 </w:p>
-                <w:bookmarkEnd w:id="149"/>
+                <w:bookmarkEnd w:id="152"/>
               </w:tc>
             </w:tr>
           </w:tbl>
@@ -42203,9 +42439,9 @@
         <w:t xml:space="preserve">computed via FTC Part 2.</w:t>
       </w:r>
     </w:p>
-    <w:bookmarkEnd w:id="150"/>
-    <w:bookmarkEnd w:id="151"/>
-    <w:bookmarkStart w:id="152" w:name="exr-miller-int-rayleigh-normal-kernel"/>
+    <w:bookmarkEnd w:id="153"/>
+    <w:bookmarkEnd w:id="154"/>
+    <w:bookmarkStart w:id="155" w:name="exr-miller-int-rayleigh-normal-kernel"/>
     <w:p>
       <w:pPr>
         <w:pStyle w:val="BodyText"/>
@@ -42340,8 +42576,8 @@
         </m:oMath>
       </m:oMathPara>
     </w:p>
-    <w:bookmarkEnd w:id="152"/>
-    <w:bookmarkStart w:id="153" w:name="sol-miller-int-rayleigh-normal-kernel"/>
+    <w:bookmarkEnd w:id="155"/>
+    <w:bookmarkStart w:id="156" w:name="sol-miller-int-rayleigh-normal-kernel"/>
     <w:p>
       <w:pPr>
         <w:pStyle w:val="FirstParagraph"/>
@@ -42934,8 +43170,8 @@
         <w:t xml:space="preserve">Integrals of this structure arise directly in calculating moments and normalization constants for Gaussian and Rayleigh probability distributions.</w:t>
       </w:r>
     </w:p>
-    <w:bookmarkEnd w:id="153"/>
-    <w:bookmarkStart w:id="154" w:name="exr-miller-int-uniform-convolution"/>
+    <w:bookmarkEnd w:id="156"/>
+    <w:bookmarkStart w:id="157" w:name="exr-miller-int-uniform-convolution"/>
     <w:p>
       <w:pPr>
         <w:pStyle w:val="BodyText"/>
@@ -43002,7 +43238,8 @@
           <m:e>
             <m:r>
               <m:rPr>
-                <m:sty m:val="b"/>
+                <m:scr m:val="double-struck"/>
+                <m:sty m:val="p"/>
               </m:rPr>
               <m:t>1</m:t>
             </m:r>
@@ -43371,8 +43608,8 @@
         <w:t xml:space="preserve">.</w:t>
       </w:r>
     </w:p>
-    <w:bookmarkEnd w:id="154"/>
-    <w:bookmarkStart w:id="155" w:name="sol-miller-int-uniform-convolution"/>
+    <w:bookmarkEnd w:id="157"/>
+    <w:bookmarkStart w:id="158" w:name="sol-miller-int-uniform-convolution"/>
     <w:p>
       <w:pPr>
         <w:pStyle w:val="BodyText"/>
@@ -44798,7 +45035,1291 @@
         <w:t xml:space="preserve">.</w:t>
       </w:r>
     </w:p>
-    <w:bookmarkEnd w:id="155"/>
+    <w:bookmarkEnd w:id="158"/>
+    <w:bookmarkStart w:id="159" w:name="thm-int-uniform-convolution"/>
+    <w:p>
+      <w:pPr>
+        <w:pStyle w:val="BodyText"/>
+      </w:pPr>
+      <w:r>
+        <w:rPr>
+          <w:b/>
+          <w:bCs/>
+        </w:rPr>
+        <w:t xml:space="preserve">Theorem 7 (Convolution of two uniform densities)</w:t>
+      </w:r>
+      <w:r>
+        <w:t xml:space="preserve"> </w:t>
+      </w:r>
+      <w:r>
+        <w:t xml:space="preserve">Let</w:t>
+      </w:r>
+      <w:r>
+        <w:t xml:space="preserve"> </w:t>
+      </w:r>
+      <m:oMath>
+        <m:r>
+          <m:t>f</m:t>
+        </m:r>
+        <m:r>
+          <m:rPr>
+            <m:sty m:val="p"/>
+          </m:rPr>
+          <m:t>(</m:t>
+        </m:r>
+        <m:r>
+          <m:t>x</m:t>
+        </m:r>
+        <m:r>
+          <m:rPr>
+            <m:sty m:val="p"/>
+          </m:rPr>
+          <m:t>)</m:t>
+        </m:r>
+        <m:r>
+          <m:rPr>
+            <m:sty m:val="p"/>
+          </m:rPr>
+          <m:t>=</m:t>
+        </m:r>
+        <m:sSub>
+          <m:e>
+            <m:r>
+              <m:rPr>
+                <m:scr m:val="double-struck"/>
+                <m:sty m:val="p"/>
+              </m:rPr>
+              <m:t>1</m:t>
+            </m:r>
+          </m:e>
+          <m:sub>
+            <m:r>
+              <m:rPr>
+                <m:sty m:val="p"/>
+              </m:rPr>
+              <m:t>[</m:t>
+            </m:r>
+            <m:r>
+              <m:t>0</m:t>
+            </m:r>
+            <m:r>
+              <m:rPr>
+                <m:sty m:val="p"/>
+              </m:rPr>
+              <m:t>,</m:t>
+            </m:r>
+            <m:r>
+              <m:t>1</m:t>
+            </m:r>
+            <m:r>
+              <m:rPr>
+                <m:sty m:val="p"/>
+              </m:rPr>
+              <m:t>]</m:t>
+            </m:r>
+          </m:sub>
+        </m:sSub>
+        <m:r>
+          <m:rPr>
+            <m:sty m:val="p"/>
+          </m:rPr>
+          <m:t>(</m:t>
+        </m:r>
+        <m:r>
+          <m:t>x</m:t>
+        </m:r>
+        <m:r>
+          <m:rPr>
+            <m:sty m:val="p"/>
+          </m:rPr>
+          <m:t>)</m:t>
+        </m:r>
+      </m:oMath>
+      <w:r>
+        <w:t xml:space="preserve"> </w:t>
+      </w:r>
+      <w:r>
+        <w:t xml:space="preserve">be the indicator of the unit interval.</w:t>
+      </w:r>
+      <w:r>
+        <w:t xml:space="preserve"> </w:t>
+      </w:r>
+      <w:r>
+        <w:t xml:space="preserve">Then for every</w:t>
+      </w:r>
+      <w:r>
+        <w:t xml:space="preserve"> </w:t>
+      </w:r>
+      <m:oMath>
+        <m:r>
+          <m:t>x</m:t>
+        </m:r>
+        <m:r>
+          <m:rPr>
+            <m:sty m:val="p"/>
+          </m:rPr>
+          <m:t>∈</m:t>
+        </m:r>
+        <m:r>
+          <m:rPr>
+            <m:scr m:val="double-struck"/>
+            <m:sty m:val="p"/>
+          </m:rPr>
+          <m:t>R</m:t>
+        </m:r>
+      </m:oMath>
+      <w:r>
+        <w:t xml:space="preserve">,</w:t>
+      </w:r>
+    </w:p>
+    <w:p>
+      <w:pPr>
+        <w:pStyle w:val="BodyText"/>
+      </w:pPr>
+      <m:oMathPara>
+        <m:oMathParaPr>
+          <m:jc m:val="center"/>
+        </m:oMathParaPr>
+        <m:oMath>
+          <m:r>
+            <m:rPr>
+              <m:sty m:val="p"/>
+            </m:rPr>
+            <m:t>(</m:t>
+          </m:r>
+          <m:r>
+            <m:t>f</m:t>
+          </m:r>
+          <m:r>
+            <m:rPr>
+              <m:sty m:val="p"/>
+            </m:rPr>
+            <m:t>*</m:t>
+          </m:r>
+          <m:r>
+            <m:t>f</m:t>
+          </m:r>
+          <m:r>
+            <m:rPr>
+              <m:sty m:val="p"/>
+            </m:rPr>
+            <m:t>)</m:t>
+          </m:r>
+          <m:r>
+            <m:rPr>
+              <m:sty m:val="p"/>
+            </m:rPr>
+            <m:t>(</m:t>
+          </m:r>
+          <m:r>
+            <m:t>x</m:t>
+          </m:r>
+          <m:r>
+            <m:rPr>
+              <m:sty m:val="p"/>
+            </m:rPr>
+            <m:t>)</m:t>
+          </m:r>
+          <m:r>
+            <m:rPr>
+              <m:sty m:val="p"/>
+            </m:rPr>
+            <m:t>=</m:t>
+          </m:r>
+          <m:nary>
+            <m:naryPr>
+              <m:chr m:val="∫"/>
+              <m:limLoc m:val="subSup"/>
+              <m:subHide m:val="off"/>
+              <m:supHide m:val="off"/>
+            </m:naryPr>
+            <m:sub>
+              <m:r>
+                <m:rPr>
+                  <m:sty m:val="p"/>
+                </m:rPr>
+                <m:t>−</m:t>
+              </m:r>
+              <m:r>
+                <m:rPr>
+                  <m:sty m:val="p"/>
+                </m:rPr>
+                <m:t>∞</m:t>
+              </m:r>
+            </m:sub>
+            <m:sup>
+              <m:r>
+                <m:rPr>
+                  <m:sty m:val="p"/>
+                </m:rPr>
+                <m:t>∞</m:t>
+              </m:r>
+            </m:sup>
+            <m:e>
+              <m:r>
+                <m:t>f</m:t>
+              </m:r>
+            </m:e>
+          </m:nary>
+          <m:r>
+            <m:rPr>
+              <m:sty m:val="p"/>
+            </m:rPr>
+            <m:t>(</m:t>
+          </m:r>
+          <m:r>
+            <m:t>t</m:t>
+          </m:r>
+          <m:r>
+            <m:rPr>
+              <m:sty m:val="p"/>
+            </m:rPr>
+            <m:t>)</m:t>
+          </m:r>
+          <m:r>
+            <m:t>f</m:t>
+          </m:r>
+          <m:r>
+            <m:rPr>
+              <m:sty m:val="p"/>
+            </m:rPr>
+            <m:t>(</m:t>
+          </m:r>
+          <m:r>
+            <m:t>x</m:t>
+          </m:r>
+          <m:r>
+            <m:rPr>
+              <m:sty m:val="p"/>
+            </m:rPr>
+            <m:t>−</m:t>
+          </m:r>
+          <m:r>
+            <m:t>t</m:t>
+          </m:r>
+          <m:r>
+            <m:rPr>
+              <m:sty m:val="p"/>
+            </m:rPr>
+            <m:t>)</m:t>
+          </m:r>
+          <m:r>
+            <m:t> </m:t>
+          </m:r>
+          <m:r>
+            <m:t>d</m:t>
+          </m:r>
+          <m:r>
+            <m:t>t</m:t>
+          </m:r>
+          <m:r>
+            <m:rPr>
+              <m:sty m:val="p"/>
+            </m:rPr>
+            <m:t>=</m:t>
+          </m:r>
+          <m:d>
+            <m:dPr>
+              <m:begChr m:val="{"/>
+              <m:sepChr m:val=""/>
+              <m:endChr m:val=""/>
+              <m:grow/>
+            </m:dPr>
+            <m:e>
+              <m:m>
+                <m:mPr>
+                  <m:baseJc m:val="center"/>
+                  <m:plcHide m:val="on"/>
+                  <m:mcs>
+                    <m:mc>
+                      <m:mcPr>
+                        <m:mcJc m:val="left"/>
+                        <m:count m:val="1"/>
+                      </m:mcPr>
+                    </m:mc>
+                    <m:mc>
+                      <m:mcPr>
+                        <m:mcJc m:val="left"/>
+                        <m:count m:val="1"/>
+                      </m:mcPr>
+                    </m:mc>
+                  </m:mcs>
+                </m:mPr>
+                <m:mr>
+                  <m:e>
+                    <m:r>
+                      <m:t>x</m:t>
+                    </m:r>
+                  </m:e>
+                  <m:e>
+                    <m:r>
+                      <m:rPr>
+                        <m:nor/>
+                        <m:sty m:val="p"/>
+                      </m:rPr>
+                      <m:t>if </m:t>
+                    </m:r>
+                    <m:r>
+                      <m:t>0</m:t>
+                    </m:r>
+                    <m:r>
+                      <m:rPr>
+                        <m:sty m:val="p"/>
+                      </m:rPr>
+                      <m:t>≤</m:t>
+                    </m:r>
+                    <m:r>
+                      <m:t>x</m:t>
+                    </m:r>
+                    <m:r>
+                      <m:rPr>
+                        <m:sty m:val="p"/>
+                      </m:rPr>
+                      <m:t>≤</m:t>
+                    </m:r>
+                    <m:r>
+                      <m:t>1</m:t>
+                    </m:r>
+                  </m:e>
+                </m:mr>
+                <m:mr>
+                  <m:e>
+                    <m:r>
+                      <m:t>2</m:t>
+                    </m:r>
+                    <m:r>
+                      <m:rPr>
+                        <m:sty m:val="p"/>
+                      </m:rPr>
+                      <m:t>−</m:t>
+                    </m:r>
+                    <m:r>
+                      <m:t>x</m:t>
+                    </m:r>
+                  </m:e>
+                  <m:e>
+                    <m:r>
+                      <m:rPr>
+                        <m:nor/>
+                        <m:sty m:val="p"/>
+                      </m:rPr>
+                      <m:t>if </m:t>
+                    </m:r>
+                    <m:r>
+                      <m:t>1</m:t>
+                    </m:r>
+                    <m:r>
+                      <m:rPr>
+                        <m:sty m:val="p"/>
+                      </m:rPr>
+                      <m:t>&lt;</m:t>
+                    </m:r>
+                    <m:r>
+                      <m:t>x</m:t>
+                    </m:r>
+                    <m:r>
+                      <m:rPr>
+                        <m:sty m:val="p"/>
+                      </m:rPr>
+                      <m:t>≤</m:t>
+                    </m:r>
+                    <m:r>
+                      <m:t>2</m:t>
+                    </m:r>
+                  </m:e>
+                </m:mr>
+                <m:mr>
+                  <m:e>
+                    <m:r>
+                      <m:t>0</m:t>
+                    </m:r>
+                  </m:e>
+                  <m:e>
+                    <m:r>
+                      <m:rPr>
+                        <m:nor/>
+                        <m:sty m:val="p"/>
+                      </m:rPr>
+                      <m:t>otherwise.</m:t>
+                    </m:r>
+                  </m:e>
+                </m:mr>
+              </m:m>
+            </m:e>
+          </m:d>
+        </m:oMath>
+      </m:oMathPara>
+    </w:p>
+    <w:bookmarkEnd w:id="159"/>
+    <w:p>
+      <w:pPr>
+        <w:pStyle w:val="FirstParagraph"/>
+      </w:pPr>
+      <w:r>
+        <w:rPr>
+          <w:i/>
+          <w:iCs/>
+        </w:rPr>
+        <w:t xml:space="preserve">Proof</w:t>
+      </w:r>
+      <w:r>
+        <w:t xml:space="preserve">. </w:t>
+      </w:r>
+      <w:r>
+        <w:t xml:space="preserve">This is the solution to</w:t>
+      </w:r>
+      <w:r>
+        <w:t xml:space="preserve"> </w:t>
+      </w:r>
+      <w:hyperlink w:anchor="exr-miller-int-uniform-convolution">
+        <w:r>
+          <w:rPr>
+            <w:rStyle w:val="Hyperlink"/>
+          </w:rPr>
+          <w:t xml:space="preserve">Exercise 11</w:t>
+        </w:r>
+      </w:hyperlink>
+      <w:r>
+        <w:t xml:space="preserve">, worked in</w:t>
+      </w:r>
+      <w:r>
+        <w:t xml:space="preserve"> </w:t>
+      </w:r>
+      <w:hyperlink w:anchor="sol-miller-int-uniform-convolution">
+        <w:r>
+          <w:rPr>
+            <w:rStyle w:val="Hyperlink"/>
+          </w:rPr>
+          <w:t xml:space="preserve">Solution 11</w:t>
+        </w:r>
+      </w:hyperlink>
+      <w:r>
+        <w:t xml:space="preserve">.</w:t>
+      </w:r>
+    </w:p>
+    <w:p>
+      <w:pPr>
+        <w:pStyle w:val="BodyText"/>
+      </w:pPr>
+      <w:r>
+        <w:t xml:space="preserve">The integrand</w:t>
+      </w:r>
+      <w:r>
+        <w:t xml:space="preserve"> </w:t>
+      </w:r>
+      <m:oMath>
+        <m:r>
+          <m:t>f</m:t>
+        </m:r>
+        <m:r>
+          <m:rPr>
+            <m:sty m:val="p"/>
+          </m:rPr>
+          <m:t>(</m:t>
+        </m:r>
+        <m:r>
+          <m:t>t</m:t>
+        </m:r>
+        <m:r>
+          <m:rPr>
+            <m:sty m:val="p"/>
+          </m:rPr>
+          <m:t>)</m:t>
+        </m:r>
+        <m:r>
+          <m:t>f</m:t>
+        </m:r>
+        <m:r>
+          <m:rPr>
+            <m:sty m:val="p"/>
+          </m:rPr>
+          <m:t>(</m:t>
+        </m:r>
+        <m:r>
+          <m:t>x</m:t>
+        </m:r>
+        <m:r>
+          <m:rPr>
+            <m:sty m:val="p"/>
+          </m:rPr>
+          <m:t>−</m:t>
+        </m:r>
+        <m:r>
+          <m:t>t</m:t>
+        </m:r>
+        <m:r>
+          <m:rPr>
+            <m:sty m:val="p"/>
+          </m:rPr>
+          <m:t>)</m:t>
+        </m:r>
+      </m:oMath>
+      <w:r>
+        <w:t xml:space="preserve"> </w:t>
+      </w:r>
+      <w:r>
+        <w:t xml:space="preserve">equals</w:t>
+      </w:r>
+      <w:r>
+        <w:t xml:space="preserve"> </w:t>
+      </w:r>
+      <m:oMath>
+        <m:r>
+          <m:t>1</m:t>
+        </m:r>
+      </m:oMath>
+      <w:r>
+        <w:t xml:space="preserve"> </w:t>
+      </w:r>
+      <w:r>
+        <w:t xml:space="preserve">when both</w:t>
+      </w:r>
+      <w:r>
+        <w:t xml:space="preserve"> </w:t>
+      </w:r>
+      <m:oMath>
+        <m:r>
+          <m:t>t</m:t>
+        </m:r>
+        <m:r>
+          <m:rPr>
+            <m:sty m:val="p"/>
+          </m:rPr>
+          <m:t>∈</m:t>
+        </m:r>
+        <m:r>
+          <m:rPr>
+            <m:sty m:val="p"/>
+          </m:rPr>
+          <m:t>[</m:t>
+        </m:r>
+        <m:r>
+          <m:t>0</m:t>
+        </m:r>
+        <m:r>
+          <m:rPr>
+            <m:sty m:val="p"/>
+          </m:rPr>
+          <m:t>,</m:t>
+        </m:r>
+        <m:r>
+          <m:t>1</m:t>
+        </m:r>
+        <m:r>
+          <m:rPr>
+            <m:sty m:val="p"/>
+          </m:rPr>
+          <m:t>]</m:t>
+        </m:r>
+      </m:oMath>
+      <w:r>
+        <w:t xml:space="preserve"> </w:t>
+      </w:r>
+      <w:r>
+        <w:t xml:space="preserve">and</w:t>
+      </w:r>
+      <w:r>
+        <w:t xml:space="preserve"> </w:t>
+      </w:r>
+      <m:oMath>
+        <m:r>
+          <m:t>x</m:t>
+        </m:r>
+        <m:r>
+          <m:rPr>
+            <m:sty m:val="p"/>
+          </m:rPr>
+          <m:t>−</m:t>
+        </m:r>
+        <m:r>
+          <m:t>t</m:t>
+        </m:r>
+        <m:r>
+          <m:rPr>
+            <m:sty m:val="p"/>
+          </m:rPr>
+          <m:t>∈</m:t>
+        </m:r>
+        <m:r>
+          <m:rPr>
+            <m:sty m:val="p"/>
+          </m:rPr>
+          <m:t>[</m:t>
+        </m:r>
+        <m:r>
+          <m:t>0</m:t>
+        </m:r>
+        <m:r>
+          <m:rPr>
+            <m:sty m:val="p"/>
+          </m:rPr>
+          <m:t>,</m:t>
+        </m:r>
+        <m:r>
+          <m:t>1</m:t>
+        </m:r>
+        <m:r>
+          <m:rPr>
+            <m:sty m:val="p"/>
+          </m:rPr>
+          <m:t>]</m:t>
+        </m:r>
+      </m:oMath>
+      <w:r>
+        <w:t xml:space="preserve">, and</w:t>
+      </w:r>
+      <w:r>
+        <w:t xml:space="preserve"> </w:t>
+      </w:r>
+      <m:oMath>
+        <m:r>
+          <m:t>0</m:t>
+        </m:r>
+      </m:oMath>
+      <w:r>
+        <w:t xml:space="preserve"> </w:t>
+      </w:r>
+      <w:r>
+        <w:t xml:space="preserve">otherwise.</w:t>
+      </w:r>
+      <w:r>
+        <w:t xml:space="preserve"> </w:t>
+      </w:r>
+      <w:r>
+        <w:t xml:space="preserve">The second condition is</w:t>
+      </w:r>
+      <w:r>
+        <w:t xml:space="preserve"> </w:t>
+      </w:r>
+      <m:oMath>
+        <m:r>
+          <m:t>x</m:t>
+        </m:r>
+        <m:r>
+          <m:rPr>
+            <m:sty m:val="p"/>
+          </m:rPr>
+          <m:t>−</m:t>
+        </m:r>
+        <m:r>
+          <m:t>1</m:t>
+        </m:r>
+        <m:r>
+          <m:rPr>
+            <m:sty m:val="p"/>
+          </m:rPr>
+          <m:t>≤</m:t>
+        </m:r>
+        <m:r>
+          <m:t>t</m:t>
+        </m:r>
+        <m:r>
+          <m:rPr>
+            <m:sty m:val="p"/>
+          </m:rPr>
+          <m:t>≤</m:t>
+        </m:r>
+        <m:r>
+          <m:t>x</m:t>
+        </m:r>
+      </m:oMath>
+      <w:r>
+        <w:t xml:space="preserve">,</w:t>
+      </w:r>
+      <w:r>
+        <w:t xml:space="preserve"> </w:t>
+      </w:r>
+      <w:r>
+        <w:t xml:space="preserve">so the integrand is</w:t>
+      </w:r>
+      <w:r>
+        <w:t xml:space="preserve"> </w:t>
+      </w:r>
+      <m:oMath>
+        <m:r>
+          <m:t>1</m:t>
+        </m:r>
+      </m:oMath>
+      <w:r>
+        <w:t xml:space="preserve"> </w:t>
+      </w:r>
+      <w:r>
+        <w:t xml:space="preserve">exactly on the overlap</w:t>
+      </w:r>
+      <w:r>
+        <w:t xml:space="preserve"> </w:t>
+      </w:r>
+      <m:oMath>
+        <m:r>
+          <m:rPr>
+            <m:sty m:val="p"/>
+          </m:rPr>
+          <m:t>[</m:t>
+        </m:r>
+        <m:r>
+          <m:rPr>
+            <m:sty m:val="p"/>
+          </m:rPr>
+          <m:t>max</m:t>
+        </m:r>
+        <m:r>
+          <m:rPr>
+            <m:sty m:val="p"/>
+          </m:rPr>
+          <m:t>(</m:t>
+        </m:r>
+        <m:r>
+          <m:t>0</m:t>
+        </m:r>
+        <m:r>
+          <m:rPr>
+            <m:sty m:val="p"/>
+          </m:rPr>
+          <m:t>,</m:t>
+        </m:r>
+        <m:r>
+          <m:t>x</m:t>
+        </m:r>
+        <m:r>
+          <m:rPr>
+            <m:sty m:val="p"/>
+          </m:rPr>
+          <m:t>−</m:t>
+        </m:r>
+        <m:r>
+          <m:t>1</m:t>
+        </m:r>
+        <m:r>
+          <m:rPr>
+            <m:sty m:val="p"/>
+          </m:rPr>
+          <m:t>)</m:t>
+        </m:r>
+        <m:r>
+          <m:rPr>
+            <m:sty m:val="p"/>
+          </m:rPr>
+          <m:t>,</m:t>
+        </m:r>
+        <m:r>
+          <m:rPr>
+            <m:sty m:val="p"/>
+          </m:rPr>
+          <m:t>min</m:t>
+        </m:r>
+        <m:r>
+          <m:rPr>
+            <m:sty m:val="p"/>
+          </m:rPr>
+          <m:t>(</m:t>
+        </m:r>
+        <m:r>
+          <m:t>1</m:t>
+        </m:r>
+        <m:r>
+          <m:rPr>
+            <m:sty m:val="p"/>
+          </m:rPr>
+          <m:t>,</m:t>
+        </m:r>
+        <m:r>
+          <m:t>x</m:t>
+        </m:r>
+        <m:r>
+          <m:rPr>
+            <m:sty m:val="p"/>
+          </m:rPr>
+          <m:t>)</m:t>
+        </m:r>
+        <m:r>
+          <m:rPr>
+            <m:sty m:val="p"/>
+          </m:rPr>
+          <m:t>]</m:t>
+        </m:r>
+      </m:oMath>
+      <w:r>
+        <w:t xml:space="preserve">,</w:t>
+      </w:r>
+      <w:r>
+        <w:t xml:space="preserve"> </w:t>
+      </w:r>
+      <w:r>
+        <w:t xml:space="preserve">and the integral is the length of that overlap.</w:t>
+      </w:r>
+    </w:p>
+    <w:p>
+      <w:pPr>
+        <w:pStyle w:val="Compact"/>
+        <w:numPr>
+          <w:ilvl w:val="0"/>
+          <w:numId w:val="1017"/>
+        </w:numPr>
+      </w:pPr>
+      <w:r>
+        <w:t xml:space="preserve">If</w:t>
+      </w:r>
+      <w:r>
+        <w:t xml:space="preserve"> </w:t>
+      </w:r>
+      <m:oMath>
+        <m:r>
+          <m:t>x</m:t>
+        </m:r>
+        <m:r>
+          <m:rPr>
+            <m:sty m:val="p"/>
+          </m:rPr>
+          <m:t>&lt;</m:t>
+        </m:r>
+        <m:r>
+          <m:t>0</m:t>
+        </m:r>
+      </m:oMath>
+      <w:r>
+        <w:t xml:space="preserve"> </w:t>
+      </w:r>
+      <w:r>
+        <w:t xml:space="preserve">or</w:t>
+      </w:r>
+      <w:r>
+        <w:t xml:space="preserve"> </w:t>
+      </w:r>
+      <m:oMath>
+        <m:r>
+          <m:t>x</m:t>
+        </m:r>
+        <m:r>
+          <m:rPr>
+            <m:sty m:val="p"/>
+          </m:rPr>
+          <m:t>&gt;</m:t>
+        </m:r>
+        <m:r>
+          <m:t>2</m:t>
+        </m:r>
+      </m:oMath>
+      <w:r>
+        <w:t xml:space="preserve">, the overlap is empty, so</w:t>
+      </w:r>
+      <w:r>
+        <w:t xml:space="preserve"> </w:t>
+      </w:r>
+      <m:oMath>
+        <m:r>
+          <m:rPr>
+            <m:sty m:val="p"/>
+          </m:rPr>
+          <m:t>(</m:t>
+        </m:r>
+        <m:r>
+          <m:t>f</m:t>
+        </m:r>
+        <m:r>
+          <m:rPr>
+            <m:sty m:val="p"/>
+          </m:rPr>
+          <m:t>*</m:t>
+        </m:r>
+        <m:r>
+          <m:t>f</m:t>
+        </m:r>
+        <m:r>
+          <m:rPr>
+            <m:sty m:val="p"/>
+          </m:rPr>
+          <m:t>)</m:t>
+        </m:r>
+        <m:r>
+          <m:rPr>
+            <m:sty m:val="p"/>
+          </m:rPr>
+          <m:t>(</m:t>
+        </m:r>
+        <m:r>
+          <m:t>x</m:t>
+        </m:r>
+        <m:r>
+          <m:rPr>
+            <m:sty m:val="p"/>
+          </m:rPr>
+          <m:t>)</m:t>
+        </m:r>
+        <m:r>
+          <m:rPr>
+            <m:sty m:val="p"/>
+          </m:rPr>
+          <m:t>=</m:t>
+        </m:r>
+        <m:r>
+          <m:t>0</m:t>
+        </m:r>
+      </m:oMath>
+      <w:r>
+        <w:t xml:space="preserve">.</w:t>
+      </w:r>
+    </w:p>
+    <w:p>
+      <w:pPr>
+        <w:pStyle w:val="Compact"/>
+        <w:numPr>
+          <w:ilvl w:val="0"/>
+          <w:numId w:val="1017"/>
+        </w:numPr>
+      </w:pPr>
+      <w:r>
+        <w:t xml:space="preserve">If</w:t>
+      </w:r>
+      <w:r>
+        <w:t xml:space="preserve"> </w:t>
+      </w:r>
+      <m:oMath>
+        <m:r>
+          <m:t>0</m:t>
+        </m:r>
+        <m:r>
+          <m:rPr>
+            <m:sty m:val="p"/>
+          </m:rPr>
+          <m:t>≤</m:t>
+        </m:r>
+        <m:r>
+          <m:t>x</m:t>
+        </m:r>
+        <m:r>
+          <m:rPr>
+            <m:sty m:val="p"/>
+          </m:rPr>
+          <m:t>≤</m:t>
+        </m:r>
+        <m:r>
+          <m:t>1</m:t>
+        </m:r>
+      </m:oMath>
+      <w:r>
+        <w:t xml:space="preserve">, the overlap is</w:t>
+      </w:r>
+      <w:r>
+        <w:t xml:space="preserve"> </w:t>
+      </w:r>
+      <m:oMath>
+        <m:r>
+          <m:rPr>
+            <m:sty m:val="p"/>
+          </m:rPr>
+          <m:t>[</m:t>
+        </m:r>
+        <m:r>
+          <m:t>0</m:t>
+        </m:r>
+        <m:r>
+          <m:rPr>
+            <m:sty m:val="p"/>
+          </m:rPr>
+          <m:t>,</m:t>
+        </m:r>
+        <m:r>
+          <m:t>x</m:t>
+        </m:r>
+        <m:r>
+          <m:rPr>
+            <m:sty m:val="p"/>
+          </m:rPr>
+          <m:t>]</m:t>
+        </m:r>
+      </m:oMath>
+      <w:r>
+        <w:t xml:space="preserve">, so</w:t>
+      </w:r>
+      <w:r>
+        <w:t xml:space="preserve"> </w:t>
+      </w:r>
+      <m:oMath>
+        <m:r>
+          <m:rPr>
+            <m:sty m:val="p"/>
+          </m:rPr>
+          <m:t>(</m:t>
+        </m:r>
+        <m:r>
+          <m:t>f</m:t>
+        </m:r>
+        <m:r>
+          <m:rPr>
+            <m:sty m:val="p"/>
+          </m:rPr>
+          <m:t>*</m:t>
+        </m:r>
+        <m:r>
+          <m:t>f</m:t>
+        </m:r>
+        <m:r>
+          <m:rPr>
+            <m:sty m:val="p"/>
+          </m:rPr>
+          <m:t>)</m:t>
+        </m:r>
+        <m:r>
+          <m:rPr>
+            <m:sty m:val="p"/>
+          </m:rPr>
+          <m:t>(</m:t>
+        </m:r>
+        <m:r>
+          <m:t>x</m:t>
+        </m:r>
+        <m:r>
+          <m:rPr>
+            <m:sty m:val="p"/>
+          </m:rPr>
+          <m:t>)</m:t>
+        </m:r>
+        <m:r>
+          <m:rPr>
+            <m:sty m:val="p"/>
+          </m:rPr>
+          <m:t>=</m:t>
+        </m:r>
+        <m:nary>
+          <m:naryPr>
+            <m:chr m:val="∫"/>
+            <m:limLoc m:val="subSup"/>
+            <m:subHide m:val="off"/>
+            <m:supHide m:val="off"/>
+          </m:naryPr>
+          <m:sub>
+            <m:r>
+              <m:t>0</m:t>
+            </m:r>
+          </m:sub>
+          <m:sup>
+            <m:r>
+              <m:t>x</m:t>
+            </m:r>
+          </m:sup>
+          <m:e>
+            <m:r>
+              <m:t>1</m:t>
+            </m:r>
+          </m:e>
+        </m:nary>
+        <m:r>
+          <m:t> </m:t>
+        </m:r>
+        <m:r>
+          <m:t>d</m:t>
+        </m:r>
+        <m:r>
+          <m:t>t</m:t>
+        </m:r>
+        <m:r>
+          <m:rPr>
+            <m:sty m:val="p"/>
+          </m:rPr>
+          <m:t>=</m:t>
+        </m:r>
+        <m:r>
+          <m:t>x</m:t>
+        </m:r>
+      </m:oMath>
+      <w:r>
+        <w:t xml:space="preserve">.</w:t>
+      </w:r>
+    </w:p>
+    <w:p>
+      <w:pPr>
+        <w:pStyle w:val="Compact"/>
+        <w:numPr>
+          <w:ilvl w:val="0"/>
+          <w:numId w:val="1017"/>
+        </w:numPr>
+      </w:pPr>
+      <w:r>
+        <w:t xml:space="preserve">If</w:t>
+      </w:r>
+      <w:r>
+        <w:t xml:space="preserve"> </w:t>
+      </w:r>
+      <m:oMath>
+        <m:r>
+          <m:t>1</m:t>
+        </m:r>
+        <m:r>
+          <m:rPr>
+            <m:sty m:val="p"/>
+          </m:rPr>
+          <m:t>&lt;</m:t>
+        </m:r>
+        <m:r>
+          <m:t>x</m:t>
+        </m:r>
+        <m:r>
+          <m:rPr>
+            <m:sty m:val="p"/>
+          </m:rPr>
+          <m:t>≤</m:t>
+        </m:r>
+        <m:r>
+          <m:t>2</m:t>
+        </m:r>
+      </m:oMath>
+      <w:r>
+        <w:t xml:space="preserve">, the overlap is</w:t>
+      </w:r>
+      <w:r>
+        <w:t xml:space="preserve"> </w:t>
+      </w:r>
+      <m:oMath>
+        <m:r>
+          <m:rPr>
+            <m:sty m:val="p"/>
+          </m:rPr>
+          <m:t>[</m:t>
+        </m:r>
+        <m:r>
+          <m:t>x</m:t>
+        </m:r>
+        <m:r>
+          <m:rPr>
+            <m:sty m:val="p"/>
+          </m:rPr>
+          <m:t>−</m:t>
+        </m:r>
+        <m:r>
+          <m:t>1</m:t>
+        </m:r>
+        <m:r>
+          <m:rPr>
+            <m:sty m:val="p"/>
+          </m:rPr>
+          <m:t>,</m:t>
+        </m:r>
+        <m:r>
+          <m:t>1</m:t>
+        </m:r>
+        <m:r>
+          <m:rPr>
+            <m:sty m:val="p"/>
+          </m:rPr>
+          <m:t>]</m:t>
+        </m:r>
+      </m:oMath>
+      <w:r>
+        <w:t xml:space="preserve">, so</w:t>
+      </w:r>
+      <w:r>
+        <w:t xml:space="preserve"> </w:t>
+      </w:r>
+      <m:oMath>
+        <m:r>
+          <m:rPr>
+            <m:sty m:val="p"/>
+          </m:rPr>
+          <m:t>(</m:t>
+        </m:r>
+        <m:r>
+          <m:t>f</m:t>
+        </m:r>
+        <m:r>
+          <m:rPr>
+            <m:sty m:val="p"/>
+          </m:rPr>
+          <m:t>*</m:t>
+        </m:r>
+        <m:r>
+          <m:t>f</m:t>
+        </m:r>
+        <m:r>
+          <m:rPr>
+            <m:sty m:val="p"/>
+          </m:rPr>
+          <m:t>)</m:t>
+        </m:r>
+        <m:r>
+          <m:rPr>
+            <m:sty m:val="p"/>
+          </m:rPr>
+          <m:t>(</m:t>
+        </m:r>
+        <m:r>
+          <m:t>x</m:t>
+        </m:r>
+        <m:r>
+          <m:rPr>
+            <m:sty m:val="p"/>
+          </m:rPr>
+          <m:t>)</m:t>
+        </m:r>
+        <m:r>
+          <m:rPr>
+            <m:sty m:val="p"/>
+          </m:rPr>
+          <m:t>=</m:t>
+        </m:r>
+        <m:nary>
+          <m:naryPr>
+            <m:chr m:val="∫"/>
+            <m:limLoc m:val="subSup"/>
+            <m:subHide m:val="off"/>
+            <m:supHide m:val="off"/>
+          </m:naryPr>
+          <m:sub>
+            <m:r>
+              <m:t>x</m:t>
+            </m:r>
+            <m:r>
+              <m:rPr>
+                <m:sty m:val="p"/>
+              </m:rPr>
+              <m:t>−</m:t>
+            </m:r>
+            <m:r>
+              <m:t>1</m:t>
+            </m:r>
+          </m:sub>
+          <m:sup>
+            <m:r>
+              <m:t>1</m:t>
+            </m:r>
+          </m:sup>
+          <m:e>
+            <m:r>
+              <m:t>1</m:t>
+            </m:r>
+          </m:e>
+        </m:nary>
+        <m:r>
+          <m:t> </m:t>
+        </m:r>
+        <m:r>
+          <m:t>d</m:t>
+        </m:r>
+        <m:r>
+          <m:t>t</m:t>
+        </m:r>
+        <m:r>
+          <m:rPr>
+            <m:sty m:val="p"/>
+          </m:rPr>
+          <m:t>=</m:t>
+        </m:r>
+        <m:r>
+          <m:t>2</m:t>
+        </m:r>
+        <m:r>
+          <m:rPr>
+            <m:sty m:val="p"/>
+          </m:rPr>
+          <m:t>−</m:t>
+        </m:r>
+        <m:r>
+          <m:t>x</m:t>
+        </m:r>
+      </m:oMath>
+      <w:r>
+        <w:t xml:space="preserve">.</w:t>
+      </w:r>
+    </w:p>
     <w:tbl>
       <w:tblPr>
         <w:tblStyle w:val="Table"/>
@@ -44829,7 +46350,7 @@
           </w:tcPr>
           <w:p>
             <w:pPr>
-              <w:pStyle w:val="BodyText"/>
+              <w:pStyle w:val="FirstParagraph"/>
             </w:pPr>
             <w:pPr>
               <w:spacing w:before="0" w:after="0"/>
@@ -44840,12 +46361,12 @@
                 <wp:inline>
                   <wp:extent cx="152400" cy="152400"/>
                   <wp:effectExtent b="0" l="0" r="0" t="0"/>
-                  <wp:docPr descr="" title="" id="156" name="Picture"/>
+                  <wp:docPr descr="" title="" id="160" name="Picture"/>
                   <a:graphic>
                     <a:graphicData uri="http://schemas.openxmlformats.org/drawingml/2006/picture">
                       <pic:pic>
                         <pic:nvPicPr>
-                          <pic:cNvPr descr="/opt/quarto/share/formats/docx/tip.png" id="157" name="Picture"/>
+                          <pic:cNvPr descr="/opt/quarto/share/formats/docx/tip.png" id="161" name="Picture"/>
                           <pic:cNvPicPr>
                             <a:picLocks noChangeArrowheads="1" noChangeAspect="1"/>
                           </pic:cNvPicPr>
@@ -44928,10 +46449,10 @@
               <w:pStyle w:val="Compact"/>
               <w:numPr>
                 <w:ilvl w:val="0"/>
-                <w:numId w:val="1017"/>
+                <w:numId w:val="1018"/>
               </w:numPr>
             </w:pPr>
-            <w:hyperlink r:id="rId158">
+            <w:hyperlink r:id="rId162">
               <w:r>
                 <w:rPr>
                   <w:rStyle w:val="Hyperlink"/>
@@ -44945,10 +46466,10 @@
               <w:pStyle w:val="Compact"/>
               <w:numPr>
                 <w:ilvl w:val="0"/>
-                <w:numId w:val="1017"/>
+                <w:numId w:val="1018"/>
               </w:numPr>
             </w:pPr>
-            <w:hyperlink r:id="rId159">
+            <w:hyperlink r:id="rId163">
               <w:r>
                 <w:rPr>
                   <w:rStyle w:val="Hyperlink"/>
@@ -44961,8 +46482,8 @@
         </w:tc>
       </w:tr>
     </w:tbl>
-    <w:bookmarkStart w:id="169" w:name="refs"/>
-    <w:bookmarkStart w:id="161" w:name="ref-calclifesaver"/>
+    <w:bookmarkStart w:id="173" w:name="refs"/>
+    <w:bookmarkStart w:id="165" w:name="ref-calclifesaver"/>
     <w:p>
       <w:pPr>
         <w:pStyle w:val="Bibliography"/>
@@ -44986,7 +46507,7 @@
       <w:r>
         <w:t xml:space="preserve"> </w:t>
       </w:r>
-      <w:hyperlink r:id="rId160">
+      <w:hyperlink r:id="rId164">
         <w:r>
           <w:rPr>
             <w:rStyle w:val="Hyperlink"/>
@@ -44998,8 +46519,8 @@
         <w:t xml:space="preserve">.</w:t>
       </w:r>
     </w:p>
-    <w:bookmarkEnd w:id="161"/>
-    <w:bookmarkStart w:id="163" w:name="ref-kleinbaum2012survival"/>
+    <w:bookmarkEnd w:id="165"/>
+    <w:bookmarkStart w:id="167" w:name="ref-kleinbaum2012survival"/>
     <w:p>
       <w:pPr>
         <w:pStyle w:val="Bibliography"/>
@@ -45023,7 +46544,7 @@
       <w:r>
         <w:t xml:space="preserve"> </w:t>
       </w:r>
-      <w:hyperlink r:id="rId162">
+      <w:hyperlink r:id="rId166">
         <w:r>
           <w:rPr>
             <w:rStyle w:val="Hyperlink"/>
@@ -45035,8 +46556,8 @@
         <w:t xml:space="preserve">.</w:t>
       </w:r>
     </w:p>
-    <w:bookmarkEnd w:id="163"/>
-    <w:bookmarkStart w:id="165" w:name="ref-larsonCalc11e"/>
+    <w:bookmarkEnd w:id="167"/>
+    <w:bookmarkStart w:id="169" w:name="ref-larsonCalc11e"/>
     <w:p>
       <w:pPr>
         <w:pStyle w:val="Bibliography"/>
@@ -45060,7 +46581,7 @@
       <w:r>
         <w:t xml:space="preserve"> </w:t>
       </w:r>
-      <w:hyperlink r:id="rId164">
+      <w:hyperlink r:id="rId168">
         <w:r>
           <w:rPr>
             <w:rStyle w:val="Hyperlink"/>
@@ -45072,8 +46593,8 @@
         <w:t xml:space="preserve">.</w:t>
       </w:r>
     </w:p>
-    <w:bookmarkEnd w:id="165"/>
-    <w:bookmarkStart w:id="167" w:name="ref-problifesavercalc"/>
+    <w:bookmarkEnd w:id="169"/>
+    <w:bookmarkStart w:id="171" w:name="ref-problifesavercalc"/>
     <w:p>
       <w:pPr>
         <w:pStyle w:val="Bibliography"/>
@@ -45097,7 +46618,7 @@
       <w:r>
         <w:t xml:space="preserve"> </w:t>
       </w:r>
-      <w:hyperlink r:id="rId166">
+      <w:hyperlink r:id="rId170">
         <w:r>
           <w:rPr>
             <w:rStyle w:val="Hyperlink"/>
@@ -45109,8 +46630,8 @@
         <w:t xml:space="preserve">.</w:t>
       </w:r>
     </w:p>
-    <w:bookmarkEnd w:id="167"/>
-    <w:bookmarkStart w:id="168" w:name="ref-rudin1976principles"/>
+    <w:bookmarkEnd w:id="171"/>
+    <w:bookmarkStart w:id="172" w:name="ref-rudin1976principles"/>
     <w:p>
       <w:pPr>
         <w:pStyle w:val="Bibliography"/>
@@ -45132,10 +46653,10 @@
         <w:t xml:space="preserve">. 3rd ed. International Series in Pure and Applied Mathematics. McGraw-Hill.</w:t>
       </w:r>
     </w:p>
-    <w:bookmarkEnd w:id="168"/>
-    <w:bookmarkEnd w:id="169"/>
-    <w:bookmarkEnd w:id="170"/>
-    <w:bookmarkEnd w:id="171"/>
+    <w:bookmarkEnd w:id="172"/>
+    <w:bookmarkEnd w:id="173"/>
+    <w:bookmarkEnd w:id="174"/>
+    <w:bookmarkEnd w:id="175"/>
     <w:sectPr>
       <w:footnotePr>
         <w:numRestart w:val="eachSect"/>
@@ -45540,6 +47061,9 @@
     <w:abstractNumId w:val="991"/>
   </w:num>
   <w:num w:numId="1017">
+    <w:abstractNumId w:val="991"/>
+  </w:num>
+  <w:num w:numId="1018">
     <w:abstractNumId w:val="991"/>
   </w:num>
 </w:numbering>

--- a/pr-preview/pr-311/calculus-integration.docx
+++ b/pr-preview/pr-311/calculus-integration.docx
@@ -15,7 +15,7 @@
         <w:pStyle w:val="Date"/>
       </w:pPr>
       <w:r>
-        <w:t xml:space="preserve">Last modified: 2026-10-15 15:23:10 (PDT)</w:t>
+        <w:t xml:space="preserve">Last modified: 2026-10-15 18:40:39 (PDT)</w:t>
       </w:r>
     </w:p>
     <w:bookmarkStart w:id="175" w:name="sec-integration"/>
